--- a/rapports/2026-06-06/EQ2/EQ2_enq1_v2/DR_011301410093/74-29-55-96.docx
+++ b/rapports/2026-06-06/EQ2/EQ2_enq1_v2/DR_011301410093/74-29-55-96.docx
@@ -297,7 +297,7 @@
           <w:color w:val="1F6FEB"/>
           <w:sz w:val="22"/>
         </w:rPr>
-        <w:t>⚠ INCOHÉRENCES À CORRIGER (100)</w:t>
+        <w:t>⚠ INCOHÉRENCES À CORRIGER (97)</w:t>
       </w:r>
     </w:p>
     <w:tbl>
@@ -1058,6 +1058,1086 @@
                 <w:i w:val="0"/>
                 <w:sz w:val="16"/>
               </w:rPr>
+              <w:t>S13</w:t>
+              <w:br/>
+            </w:r>
+            <w:r>
+              <w:rPr>
+                <w:b w:val="0"/>
+                <w:i w:val="0"/>
+                <w:color w:val="64748B"/>
+                <w:sz w:val="14"/>
+              </w:rPr>
+              <w:t>Transferts</w:t>
+            </w:r>
+          </w:p>
+        </w:tc>
+        <w:tc>
+          <w:tcPr>
+            <w:tcW w:type="dxa" w:w="1531"/>
+          </w:tcPr>
+          <w:p>
+            <w:r>
+              <w:rPr>
+                <w:b/>
+                <w:i w:val="0"/>
+                <w:color w:val="16A34A"/>
+                <w:sz w:val="16"/>
+              </w:rPr>
+              <w:t>s00q27, s01q00a, s01q12, s01q13, s02q04, s03q11, s03q12, s01q01</w:t>
+            </w:r>
+          </w:p>
+        </w:tc>
+        <w:tc>
+          <w:tcPr>
+            <w:tcW w:type="dxa" w:w="1191"/>
+          </w:tcPr>
+          <w:p>
+            <w:r>
+              <w:rPr>
+                <w:b w:val="0"/>
+                <w:i w:val="0"/>
+                <w:color w:val="64748B"/>
+                <w:sz w:val="16"/>
+              </w:rPr>
+              <w:t>GT-CQ</w:t>
+            </w:r>
+          </w:p>
+        </w:tc>
+        <w:tc>
+          <w:tcPr>
+            <w:tcW w:type="dxa" w:w="4706"/>
+          </w:tcPr>
+          <w:p>
+            <w:r>
+              <w:rPr>
+                <w:b w:val="0"/>
+                <w:i w:val="0"/>
+                <w:sz w:val="17"/>
+              </w:rPr>
+              <w:t>L'âge du béneficiaire d'argent dans la section 13b (Transfert emis) semble incoherent voir élévé, prière de verifier ou corriger.</w:t>
+            </w:r>
+          </w:p>
+        </w:tc>
+      </w:tr>
+      <w:tr>
+        <w:tc>
+          <w:tcPr>
+            <w:tcW w:type="dxa" w:w="964"/>
+          </w:tcPr>
+          <w:p>
+            <w:r>
+              <w:rPr>
+                <w:b/>
+                <w:i w:val="0"/>
+                <w:color w:val="DC2626"/>
+                <w:sz w:val="16"/>
+              </w:rPr>
+              <w:t>Haute</w:t>
+            </w:r>
+          </w:p>
+        </w:tc>
+        <w:tc>
+          <w:tcPr>
+            <w:tcW w:type="dxa" w:w="1247"/>
+          </w:tcPr>
+          <w:p>
+            <w:r>
+              <w:rPr>
+                <w:b/>
+                <w:i w:val="0"/>
+                <w:sz w:val="16"/>
+              </w:rPr>
+              <w:t>S20</w:t>
+              <w:br/>
+            </w:r>
+            <w:r>
+              <w:rPr>
+                <w:b w:val="0"/>
+                <w:i w:val="0"/>
+                <w:color w:val="64748B"/>
+                <w:sz w:val="14"/>
+              </w:rPr>
+              <w:t>Gouvernance / autres</w:t>
+            </w:r>
+          </w:p>
+        </w:tc>
+        <w:tc>
+          <w:tcPr>
+            <w:tcW w:type="dxa" w:w="1531"/>
+          </w:tcPr>
+          <w:p>
+            <w:r>
+              <w:rPr>
+                <w:b/>
+                <w:i w:val="0"/>
+                <w:color w:val="16A34A"/>
+                <w:sz w:val="16"/>
+              </w:rPr>
+              <w:t>—</w:t>
+            </w:r>
+          </w:p>
+        </w:tc>
+        <w:tc>
+          <w:tcPr>
+            <w:tcW w:type="dxa" w:w="1191"/>
+          </w:tcPr>
+          <w:p>
+            <w:r>
+              <w:rPr>
+                <w:b w:val="0"/>
+                <w:i w:val="0"/>
+                <w:color w:val="64748B"/>
+                <w:sz w:val="16"/>
+              </w:rPr>
+              <w:t>GT-CQ</w:t>
+            </w:r>
+          </w:p>
+        </w:tc>
+        <w:tc>
+          <w:tcPr>
+            <w:tcW w:type="dxa" w:w="4706"/>
+          </w:tcPr>
+          <w:p>
+            <w:r>
+              <w:rPr>
+                <w:b w:val="0"/>
+                <w:i w:val="0"/>
+                <w:sz w:val="17"/>
+              </w:rPr>
+              <w:t>Incohérence détectée ! Le ménage a précédemment déclaré vivre « Bien » ou « Assez bien » selon son revenu en 20A.02.</w:t>
+            </w:r>
+          </w:p>
+        </w:tc>
+      </w:tr>
+      <w:tr>
+        <w:tc>
+          <w:tcPr>
+            <w:tcW w:type="dxa" w:w="964"/>
+          </w:tcPr>
+          <w:p>
+            <w:r>
+              <w:rPr>
+                <w:b/>
+                <w:i w:val="0"/>
+                <w:color w:val="EA580C"/>
+                <w:sz w:val="16"/>
+              </w:rPr>
+              <w:t>Moyenne</w:t>
+            </w:r>
+          </w:p>
+        </w:tc>
+        <w:tc>
+          <w:tcPr>
+            <w:tcW w:type="dxa" w:w="1247"/>
+          </w:tcPr>
+          <w:p>
+            <w:r>
+              <w:rPr>
+                <w:b/>
+                <w:i w:val="0"/>
+                <w:sz w:val="16"/>
+              </w:rPr>
+              <w:t>S00</w:t>
+              <w:br/>
+            </w:r>
+            <w:r>
+              <w:rPr>
+                <w:b w:val="0"/>
+                <w:i w:val="0"/>
+                <w:color w:val="64748B"/>
+                <w:sz w:val="14"/>
+              </w:rPr>
+              <w:t>Identification</w:t>
+            </w:r>
+          </w:p>
+        </w:tc>
+        <w:tc>
+          <w:tcPr>
+            <w:tcW w:type="dxa" w:w="1531"/>
+          </w:tcPr>
+          <w:p>
+            <w:r>
+              <w:rPr>
+                <w:b/>
+                <w:i w:val="0"/>
+                <w:color w:val="16A34A"/>
+                <w:sz w:val="16"/>
+              </w:rPr>
+              <w:t>s00q07a, s00q08, s00q10, s00q13_0, s00q15_0, s00q17_0, s00q23a, s00q23b</w:t>
+            </w:r>
+          </w:p>
+        </w:tc>
+        <w:tc>
+          <w:tcPr>
+            <w:tcW w:type="dxa" w:w="1191"/>
+          </w:tcPr>
+          <w:p>
+            <w:r>
+              <w:rPr>
+                <w:b w:val="0"/>
+                <w:i w:val="0"/>
+                <w:color w:val="64748B"/>
+                <w:sz w:val="16"/>
+              </w:rPr>
+              <w:t>GT-CQ</w:t>
+            </w:r>
+          </w:p>
+        </w:tc>
+        <w:tc>
+          <w:tcPr>
+            <w:tcW w:type="dxa" w:w="4706"/>
+          </w:tcPr>
+          <w:p>
+            <w:r>
+              <w:rPr>
+                <w:b w:val="0"/>
+                <w:i w:val="0"/>
+                <w:sz w:val="17"/>
+              </w:rPr>
+              <w:t>Le questionnaire est completé mais il reste certainnes infomations du ménage à faire dans la section 0, prière de renseigner ces informations.</w:t>
+            </w:r>
+          </w:p>
+        </w:tc>
+      </w:tr>
+      <w:tr>
+        <w:tc>
+          <w:tcPr>
+            <w:tcW w:type="dxa" w:w="964"/>
+          </w:tcPr>
+          <w:p>
+            <w:r>
+              <w:rPr>
+                <w:b/>
+                <w:i w:val="0"/>
+                <w:color w:val="EA580C"/>
+                <w:sz w:val="16"/>
+              </w:rPr>
+              <w:t>Moyenne</w:t>
+            </w:r>
+          </w:p>
+        </w:tc>
+        <w:tc>
+          <w:tcPr>
+            <w:tcW w:type="dxa" w:w="1247"/>
+          </w:tcPr>
+          <w:p>
+            <w:r>
+              <w:rPr>
+                <w:b/>
+                <w:i w:val="0"/>
+                <w:sz w:val="16"/>
+              </w:rPr>
+              <w:t>S00</w:t>
+              <w:br/>
+            </w:r>
+            <w:r>
+              <w:rPr>
+                <w:b w:val="0"/>
+                <w:i w:val="0"/>
+                <w:color w:val="64748B"/>
+                <w:sz w:val="14"/>
+              </w:rPr>
+              <w:t>Identification</w:t>
+            </w:r>
+          </w:p>
+        </w:tc>
+        <w:tc>
+          <w:tcPr>
+            <w:tcW w:type="dxa" w:w="1531"/>
+          </w:tcPr>
+          <w:p>
+            <w:r>
+              <w:rPr>
+                <w:b/>
+                <w:i w:val="0"/>
+                <w:color w:val="16A34A"/>
+                <w:sz w:val="16"/>
+              </w:rPr>
+              <w:t>s00q07a, s00q08, s00q10, s00q13_0, s00q15_0, s00q17_0, s00q23a, s00q23b</w:t>
+            </w:r>
+          </w:p>
+        </w:tc>
+        <w:tc>
+          <w:tcPr>
+            <w:tcW w:type="dxa" w:w="1191"/>
+          </w:tcPr>
+          <w:p>
+            <w:r>
+              <w:rPr>
+                <w:b w:val="0"/>
+                <w:i w:val="0"/>
+                <w:color w:val="64748B"/>
+                <w:sz w:val="16"/>
+              </w:rPr>
+              <w:t>GT-CQ</w:t>
+            </w:r>
+          </w:p>
+        </w:tc>
+        <w:tc>
+          <w:tcPr>
+            <w:tcW w:type="dxa" w:w="4706"/>
+          </w:tcPr>
+          <w:p>
+            <w:r>
+              <w:rPr>
+                <w:b w:val="0"/>
+                <w:i w:val="0"/>
+                <w:sz w:val="17"/>
+              </w:rPr>
+              <w:t>Prière de renseigner toutes les informations du ménage dans la section 0 avant d'entamer les autres informations.</w:t>
+            </w:r>
+          </w:p>
+        </w:tc>
+      </w:tr>
+      <w:tr>
+        <w:tc>
+          <w:tcPr>
+            <w:tcW w:type="dxa" w:w="964"/>
+          </w:tcPr>
+          <w:p>
+            <w:r>
+              <w:rPr>
+                <w:b/>
+                <w:i w:val="0"/>
+                <w:color w:val="EA580C"/>
+                <w:sz w:val="16"/>
+              </w:rPr>
+              <w:t>Moyenne</w:t>
+            </w:r>
+          </w:p>
+        </w:tc>
+        <w:tc>
+          <w:tcPr>
+            <w:tcW w:type="dxa" w:w="1247"/>
+          </w:tcPr>
+          <w:p>
+            <w:r>
+              <w:rPr>
+                <w:b/>
+                <w:i w:val="0"/>
+                <w:sz w:val="16"/>
+              </w:rPr>
+              <w:t>S00</w:t>
+              <w:br/>
+            </w:r>
+            <w:r>
+              <w:rPr>
+                <w:b w:val="0"/>
+                <w:i w:val="0"/>
+                <w:color w:val="64748B"/>
+                <w:sz w:val="14"/>
+              </w:rPr>
+              <w:t>Identification</w:t>
+            </w:r>
+          </w:p>
+        </w:tc>
+        <w:tc>
+          <w:tcPr>
+            <w:tcW w:type="dxa" w:w="1531"/>
+          </w:tcPr>
+          <w:p>
+            <w:r>
+              <w:rPr>
+                <w:b/>
+                <w:i w:val="0"/>
+                <w:color w:val="16A34A"/>
+                <w:sz w:val="16"/>
+              </w:rPr>
+              <w:t>s00q27</w:t>
+            </w:r>
+          </w:p>
+        </w:tc>
+        <w:tc>
+          <w:tcPr>
+            <w:tcW w:type="dxa" w:w="1191"/>
+          </w:tcPr>
+          <w:p>
+            <w:r>
+              <w:rPr>
+                <w:b w:val="0"/>
+                <w:i w:val="0"/>
+                <w:color w:val="64748B"/>
+                <w:sz w:val="16"/>
+              </w:rPr>
+              <w:t>GT-CQ</w:t>
+            </w:r>
+          </w:p>
+        </w:tc>
+        <w:tc>
+          <w:tcPr>
+            <w:tcW w:type="dxa" w:w="4706"/>
+          </w:tcPr>
+          <w:p>
+            <w:r>
+              <w:rPr>
+                <w:b w:val="0"/>
+                <w:i w:val="0"/>
+                <w:sz w:val="17"/>
+              </w:rPr>
+              <w:t>Le questionnaire semble ne pas être complètement fini mais le questionnaire est en statut complet, prière de compléter le questionnaire.</w:t>
+            </w:r>
+          </w:p>
+        </w:tc>
+      </w:tr>
+      <w:tr>
+        <w:tc>
+          <w:tcPr>
+            <w:tcW w:type="dxa" w:w="964"/>
+          </w:tcPr>
+          <w:p>
+            <w:r>
+              <w:rPr>
+                <w:b/>
+                <w:i w:val="0"/>
+                <w:color w:val="EA580C"/>
+                <w:sz w:val="16"/>
+              </w:rPr>
+              <w:t>Moyenne</w:t>
+            </w:r>
+          </w:p>
+        </w:tc>
+        <w:tc>
+          <w:tcPr>
+            <w:tcW w:type="dxa" w:w="1247"/>
+          </w:tcPr>
+          <w:p>
+            <w:r>
+              <w:rPr>
+                <w:b/>
+                <w:i w:val="0"/>
+                <w:sz w:val="16"/>
+              </w:rPr>
+              <w:t>S00</w:t>
+              <w:br/>
+            </w:r>
+            <w:r>
+              <w:rPr>
+                <w:b w:val="0"/>
+                <w:i w:val="0"/>
+                <w:color w:val="64748B"/>
+                <w:sz w:val="14"/>
+              </w:rPr>
+              <w:t>Identification</w:t>
+            </w:r>
+          </w:p>
+        </w:tc>
+        <w:tc>
+          <w:tcPr>
+            <w:tcW w:type="dxa" w:w="1531"/>
+          </w:tcPr>
+          <w:p>
+            <w:r>
+              <w:rPr>
+                <w:b/>
+                <w:i w:val="0"/>
+                <w:color w:val="16A34A"/>
+                <w:sz w:val="16"/>
+              </w:rPr>
+              <w:t>—</w:t>
+            </w:r>
+          </w:p>
+        </w:tc>
+        <w:tc>
+          <w:tcPr>
+            <w:tcW w:type="dxa" w:w="1191"/>
+          </w:tcPr>
+          <w:p>
+            <w:r>
+              <w:rPr>
+                <w:b w:val="0"/>
+                <w:i w:val="0"/>
+                <w:color w:val="64748B"/>
+                <w:sz w:val="16"/>
+              </w:rPr>
+              <w:t>GT-CQ</w:t>
+            </w:r>
+          </w:p>
+        </w:tc>
+        <w:tc>
+          <w:tcPr>
+            <w:tcW w:type="dxa" w:w="4706"/>
+          </w:tcPr>
+          <w:p>
+            <w:r>
+              <w:rPr>
+                <w:b w:val="0"/>
+                <w:i w:val="0"/>
+                <w:sz w:val="17"/>
+              </w:rPr>
+              <w:t>L'adresse ou la localisation du ménage doit être bien renseignée, ne doit pas contenir des numéros de téléphone et elle semble courte pour être une adresse.</w:t>
+            </w:r>
+          </w:p>
+        </w:tc>
+      </w:tr>
+      <w:tr>
+        <w:tc>
+          <w:tcPr>
+            <w:tcW w:type="dxa" w:w="964"/>
+          </w:tcPr>
+          <w:p>
+            <w:r>
+              <w:rPr>
+                <w:b/>
+                <w:i w:val="0"/>
+                <w:color w:val="EA580C"/>
+                <w:sz w:val="16"/>
+              </w:rPr>
+              <w:t>Moyenne</w:t>
+            </w:r>
+          </w:p>
+        </w:tc>
+        <w:tc>
+          <w:tcPr>
+            <w:tcW w:type="dxa" w:w="1247"/>
+          </w:tcPr>
+          <w:p>
+            <w:r>
+              <w:rPr>
+                <w:b/>
+                <w:i w:val="0"/>
+                <w:sz w:val="16"/>
+              </w:rPr>
+              <w:t>S00</w:t>
+              <w:br/>
+            </w:r>
+            <w:r>
+              <w:rPr>
+                <w:b w:val="0"/>
+                <w:i w:val="0"/>
+                <w:color w:val="64748B"/>
+                <w:sz w:val="14"/>
+              </w:rPr>
+              <w:t>Identification</w:t>
+            </w:r>
+          </w:p>
+        </w:tc>
+        <w:tc>
+          <w:tcPr>
+            <w:tcW w:type="dxa" w:w="1531"/>
+          </w:tcPr>
+          <w:p>
+            <w:r>
+              <w:rPr>
+                <w:b/>
+                <w:i w:val="0"/>
+                <w:color w:val="16A34A"/>
+                <w:sz w:val="16"/>
+              </w:rPr>
+              <w:t>—</w:t>
+            </w:r>
+          </w:p>
+        </w:tc>
+        <w:tc>
+          <w:tcPr>
+            <w:tcW w:type="dxa" w:w="1191"/>
+          </w:tcPr>
+          <w:p>
+            <w:r>
+              <w:rPr>
+                <w:b w:val="0"/>
+                <w:i w:val="0"/>
+                <w:color w:val="64748B"/>
+                <w:sz w:val="16"/>
+              </w:rPr>
+              <w:t>GT-CQ</w:t>
+            </w:r>
+          </w:p>
+        </w:tc>
+        <w:tc>
+          <w:tcPr>
+            <w:tcW w:type="dxa" w:w="4706"/>
+          </w:tcPr>
+          <w:p>
+            <w:r>
+              <w:rPr>
+                <w:b w:val="0"/>
+                <w:i w:val="0"/>
+                <w:sz w:val="17"/>
+              </w:rPr>
+              <w:t>Prière de renseigner la bonne adresse.Attention! Il manque des informations non renseignées dans la section 0, prière de regarder toutes les autres informations dans l'identification du ménage (IDENTIFICATION ET RENSEIGNEMENTS DE CONTROLE) ou dans OBSERVATIONS pour pouvoir renseigné toutes les questions liées au ménage.</w:t>
+            </w:r>
+          </w:p>
+        </w:tc>
+      </w:tr>
+      <w:tr>
+        <w:tc>
+          <w:tcPr>
+            <w:tcW w:type="dxa" w:w="964"/>
+          </w:tcPr>
+          <w:p>
+            <w:r>
+              <w:rPr>
+                <w:b/>
+                <w:i w:val="0"/>
+                <w:color w:val="EA580C"/>
+                <w:sz w:val="16"/>
+              </w:rPr>
+              <w:t>Moyenne</w:t>
+            </w:r>
+          </w:p>
+        </w:tc>
+        <w:tc>
+          <w:tcPr>
+            <w:tcW w:type="dxa" w:w="1247"/>
+          </w:tcPr>
+          <w:p>
+            <w:r>
+              <w:rPr>
+                <w:b/>
+                <w:i w:val="0"/>
+                <w:sz w:val="16"/>
+              </w:rPr>
+              <w:t>S01</w:t>
+              <w:br/>
+            </w:r>
+            <w:r>
+              <w:rPr>
+                <w:b w:val="0"/>
+                <w:i w:val="0"/>
+                <w:color w:val="64748B"/>
+                <w:sz w:val="14"/>
+              </w:rPr>
+              <w:t>Démographie</w:t>
+            </w:r>
+          </w:p>
+        </w:tc>
+        <w:tc>
+          <w:tcPr>
+            <w:tcW w:type="dxa" w:w="1531"/>
+          </w:tcPr>
+          <w:p>
+            <w:r>
+              <w:rPr>
+                <w:b/>
+                <w:i w:val="0"/>
+                <w:color w:val="16A34A"/>
+                <w:sz w:val="16"/>
+              </w:rPr>
+              <w:t>s01q41, s01q00b</w:t>
+            </w:r>
+          </w:p>
+        </w:tc>
+        <w:tc>
+          <w:tcPr>
+            <w:tcW w:type="dxa" w:w="1191"/>
+          </w:tcPr>
+          <w:p>
+            <w:r>
+              <w:rPr>
+                <w:b w:val="0"/>
+                <w:i w:val="0"/>
+                <w:color w:val="64748B"/>
+                <w:sz w:val="16"/>
+              </w:rPr>
+              <w:t>GT-CQ</w:t>
+            </w:r>
+          </w:p>
+        </w:tc>
+        <w:tc>
+          <w:tcPr>
+            <w:tcW w:type="dxa" w:w="4706"/>
+          </w:tcPr>
+          <w:p>
+            <w:r>
+              <w:rPr>
+                <w:b w:val="0"/>
+                <w:i w:val="0"/>
+                <w:sz w:val="17"/>
+              </w:rPr>
+              <w:t>Le montant dépensé ou reçu en cadeau pour les cartes prépayées, les transferts de crédit et les abonnements de  cheikh Sadabiw Drame semble élevé ou faible , prière de corriger ou de confirmer l'information avec le QG.</w:t>
+            </w:r>
+          </w:p>
+        </w:tc>
+      </w:tr>
+      <w:tr>
+        <w:tc>
+          <w:tcPr>
+            <w:tcW w:type="dxa" w:w="964"/>
+          </w:tcPr>
+          <w:p>
+            <w:r>
+              <w:rPr>
+                <w:b/>
+                <w:i w:val="0"/>
+                <w:color w:val="EA580C"/>
+                <w:sz w:val="16"/>
+              </w:rPr>
+              <w:t>Moyenne</w:t>
+            </w:r>
+          </w:p>
+        </w:tc>
+        <w:tc>
+          <w:tcPr>
+            <w:tcW w:type="dxa" w:w="1247"/>
+          </w:tcPr>
+          <w:p>
+            <w:r>
+              <w:rPr>
+                <w:b/>
+                <w:i w:val="0"/>
+                <w:sz w:val="16"/>
+              </w:rPr>
+              <w:t>S01</w:t>
+              <w:br/>
+            </w:r>
+            <w:r>
+              <w:rPr>
+                <w:b w:val="0"/>
+                <w:i w:val="0"/>
+                <w:color w:val="64748B"/>
+                <w:sz w:val="14"/>
+              </w:rPr>
+              <w:t>Démographie</w:t>
+            </w:r>
+          </w:p>
+        </w:tc>
+        <w:tc>
+          <w:tcPr>
+            <w:tcW w:type="dxa" w:w="1531"/>
+          </w:tcPr>
+          <w:p>
+            <w:r>
+              <w:rPr>
+                <w:b/>
+                <w:i w:val="0"/>
+                <w:color w:val="16A34A"/>
+                <w:sz w:val="16"/>
+              </w:rPr>
+              <w:t>s01q41a, s01q00b</w:t>
+            </w:r>
+          </w:p>
+        </w:tc>
+        <w:tc>
+          <w:tcPr>
+            <w:tcW w:type="dxa" w:w="1191"/>
+          </w:tcPr>
+          <w:p>
+            <w:r>
+              <w:rPr>
+                <w:b w:val="0"/>
+                <w:i w:val="0"/>
+                <w:color w:val="64748B"/>
+                <w:sz w:val="16"/>
+              </w:rPr>
+              <w:t>GT-CQ</w:t>
+            </w:r>
+          </w:p>
+        </w:tc>
+        <w:tc>
+          <w:tcPr>
+            <w:tcW w:type="dxa" w:w="4706"/>
+          </w:tcPr>
+          <w:p>
+            <w:r>
+              <w:rPr>
+                <w:b w:val="0"/>
+                <w:i w:val="0"/>
+                <w:sz w:val="17"/>
+              </w:rPr>
+              <w:t>Le montant dépensé ou reçu en cadeau pour les recharges internet ou de forfaits de données mobiles(hors appels vocaux), aucours des 30 derniers jours de cheikh Sadabiw Drame semble élevé ou faible, prière de corriger ou de confirmer l'information avec le QG.</w:t>
+            </w:r>
+          </w:p>
+        </w:tc>
+      </w:tr>
+      <w:tr>
+        <w:tc>
+          <w:tcPr>
+            <w:tcW w:type="dxa" w:w="964"/>
+          </w:tcPr>
+          <w:p>
+            <w:r>
+              <w:rPr>
+                <w:b/>
+                <w:i w:val="0"/>
+                <w:color w:val="EA580C"/>
+                <w:sz w:val="16"/>
+              </w:rPr>
+              <w:t>Moyenne</w:t>
+            </w:r>
+          </w:p>
+        </w:tc>
+        <w:tc>
+          <w:tcPr>
+            <w:tcW w:type="dxa" w:w="1247"/>
+          </w:tcPr>
+          <w:p>
+            <w:r>
+              <w:rPr>
+                <w:b/>
+                <w:i w:val="0"/>
+                <w:sz w:val="16"/>
+              </w:rPr>
+              <w:t>S01</w:t>
+              <w:br/>
+            </w:r>
+            <w:r>
+              <w:rPr>
+                <w:b w:val="0"/>
+                <w:i w:val="0"/>
+                <w:color w:val="64748B"/>
+                <w:sz w:val="14"/>
+              </w:rPr>
+              <w:t>Démographie</w:t>
+            </w:r>
+          </w:p>
+        </w:tc>
+        <w:tc>
+          <w:tcPr>
+            <w:tcW w:type="dxa" w:w="1531"/>
+          </w:tcPr>
+          <w:p>
+            <w:r>
+              <w:rPr>
+                <w:b/>
+                <w:i w:val="0"/>
+                <w:color w:val="16A34A"/>
+                <w:sz w:val="16"/>
+              </w:rPr>
+              <w:t>—</w:t>
+            </w:r>
+          </w:p>
+        </w:tc>
+        <w:tc>
+          <w:tcPr>
+            <w:tcW w:type="dxa" w:w="1191"/>
+          </w:tcPr>
+          <w:p>
+            <w:r>
+              <w:rPr>
+                <w:b w:val="0"/>
+                <w:i w:val="0"/>
+                <w:color w:val="64748B"/>
+                <w:sz w:val="16"/>
+              </w:rPr>
+              <w:t>GT-CQ</w:t>
+            </w:r>
+          </w:p>
+        </w:tc>
+        <w:tc>
+          <w:tcPr>
+            <w:tcW w:type="dxa" w:w="4706"/>
+          </w:tcPr>
+          <w:p>
+            <w:r>
+              <w:rPr>
+                <w:b w:val="0"/>
+                <w:i w:val="0"/>
+                <w:sz w:val="17"/>
+              </w:rPr>
+              <w:t>Prière de verifier l'information donnée par Gnouma Aichata Drame ou corriger au niveau de la section 1.</w:t>
+            </w:r>
+          </w:p>
+        </w:tc>
+      </w:tr>
+      <w:tr>
+        <w:tc>
+          <w:tcPr>
+            <w:tcW w:type="dxa" w:w="964"/>
+          </w:tcPr>
+          <w:p>
+            <w:r>
+              <w:rPr>
+                <w:b/>
+                <w:i w:val="0"/>
+                <w:color w:val="EA580C"/>
+                <w:sz w:val="16"/>
+              </w:rPr>
+              <w:t>Moyenne</w:t>
+            </w:r>
+          </w:p>
+        </w:tc>
+        <w:tc>
+          <w:tcPr>
+            <w:tcW w:type="dxa" w:w="1247"/>
+          </w:tcPr>
+          <w:p>
+            <w:r>
+              <w:rPr>
+                <w:b/>
+                <w:i w:val="0"/>
+                <w:sz w:val="16"/>
+              </w:rPr>
+              <w:t>S01</w:t>
+              <w:br/>
+            </w:r>
+            <w:r>
+              <w:rPr>
+                <w:b w:val="0"/>
+                <w:i w:val="0"/>
+                <w:color w:val="64748B"/>
+                <w:sz w:val="14"/>
+              </w:rPr>
+              <w:t>Démographie</w:t>
+            </w:r>
+          </w:p>
+        </w:tc>
+        <w:tc>
+          <w:tcPr>
+            <w:tcW w:type="dxa" w:w="1531"/>
+          </w:tcPr>
+          <w:p>
+            <w:r>
+              <w:rPr>
+                <w:b/>
+                <w:i w:val="0"/>
+                <w:color w:val="16A34A"/>
+                <w:sz w:val="16"/>
+              </w:rPr>
+              <w:t>—</w:t>
+            </w:r>
+          </w:p>
+        </w:tc>
+        <w:tc>
+          <w:tcPr>
+            <w:tcW w:type="dxa" w:w="1191"/>
+          </w:tcPr>
+          <w:p>
+            <w:r>
+              <w:rPr>
+                <w:b w:val="0"/>
+                <w:i w:val="0"/>
+                <w:color w:val="64748B"/>
+                <w:sz w:val="16"/>
+              </w:rPr>
+              <w:t>GT-CQ</w:t>
+            </w:r>
+          </w:p>
+        </w:tc>
+        <w:tc>
+          <w:tcPr>
+            <w:tcW w:type="dxa" w:w="4706"/>
+          </w:tcPr>
+          <w:p>
+            <w:r>
+              <w:rPr>
+                <w:b w:val="0"/>
+                <w:i w:val="0"/>
+                <w:sz w:val="17"/>
+              </w:rPr>
+              <w:t>Prière de verifier l'information donnée par Mouhamed drame ou corriger au niveau de la section 1.</w:t>
+            </w:r>
+          </w:p>
+        </w:tc>
+      </w:tr>
+      <w:tr>
+        <w:tc>
+          <w:tcPr>
+            <w:tcW w:type="dxa" w:w="964"/>
+          </w:tcPr>
+          <w:p>
+            <w:r>
+              <w:rPr>
+                <w:b/>
+                <w:i w:val="0"/>
+                <w:color w:val="EA580C"/>
+                <w:sz w:val="16"/>
+              </w:rPr>
+              <w:t>Moyenne</w:t>
+            </w:r>
+          </w:p>
+        </w:tc>
+        <w:tc>
+          <w:tcPr>
+            <w:tcW w:type="dxa" w:w="1247"/>
+          </w:tcPr>
+          <w:p>
+            <w:r>
+              <w:rPr>
+                <w:b/>
+                <w:i w:val="0"/>
+                <w:sz w:val="16"/>
+              </w:rPr>
+              <w:t>S01</w:t>
+              <w:br/>
+            </w:r>
+            <w:r>
+              <w:rPr>
+                <w:b w:val="0"/>
+                <w:i w:val="0"/>
+                <w:color w:val="64748B"/>
+                <w:sz w:val="14"/>
+              </w:rPr>
+              <w:t>Démographie</w:t>
+            </w:r>
+          </w:p>
+        </w:tc>
+        <w:tc>
+          <w:tcPr>
+            <w:tcW w:type="dxa" w:w="1531"/>
+          </w:tcPr>
+          <w:p>
+            <w:r>
+              <w:rPr>
+                <w:b/>
+                <w:i w:val="0"/>
+                <w:color w:val="16A34A"/>
+                <w:sz w:val="16"/>
+              </w:rPr>
+              <w:t>—</w:t>
+            </w:r>
+          </w:p>
+        </w:tc>
+        <w:tc>
+          <w:tcPr>
+            <w:tcW w:type="dxa" w:w="1191"/>
+          </w:tcPr>
+          <w:p>
+            <w:r>
+              <w:rPr>
+                <w:b w:val="0"/>
+                <w:i w:val="0"/>
+                <w:color w:val="64748B"/>
+                <w:sz w:val="16"/>
+              </w:rPr>
+              <w:t>GT-CQ</w:t>
+            </w:r>
+          </w:p>
+        </w:tc>
+        <w:tc>
+          <w:tcPr>
+            <w:tcW w:type="dxa" w:w="4706"/>
+          </w:tcPr>
+          <w:p>
+            <w:r>
+              <w:rPr>
+                <w:b w:val="0"/>
+                <w:i w:val="0"/>
+                <w:sz w:val="17"/>
+              </w:rPr>
+              <w:t>Prière de verifier l'information donnée par souleymane Drame ou corriger au niveau de la section 1.</w:t>
+            </w:r>
+          </w:p>
+        </w:tc>
+      </w:tr>
+      <w:tr>
+        <w:tc>
+          <w:tcPr>
+            <w:tcW w:type="dxa" w:w="964"/>
+          </w:tcPr>
+          <w:p>
+            <w:r>
+              <w:rPr>
+                <w:b/>
+                <w:i w:val="0"/>
+                <w:color w:val="EA580C"/>
+                <w:sz w:val="16"/>
+              </w:rPr>
+              <w:t>Moyenne</w:t>
+            </w:r>
+          </w:p>
+        </w:tc>
+        <w:tc>
+          <w:tcPr>
+            <w:tcW w:type="dxa" w:w="1247"/>
+          </w:tcPr>
+          <w:p>
+            <w:r>
+              <w:rPr>
+                <w:b/>
+                <w:i w:val="0"/>
+                <w:sz w:val="16"/>
+              </w:rPr>
               <w:t>S02</w:t>
               <w:br/>
             </w:r>
@@ -1084,7 +2164,7 @@
                 <w:color w:val="16A34A"/>
                 <w:sz w:val="16"/>
               </w:rPr>
-              <w:t>—</w:t>
+              <w:t>s01q25, s01q29, s01q30, s04q46, s01q00b</w:t>
             </w:r>
           </w:p>
         </w:tc>
@@ -1115,7 +2195,7 @@
                 <w:i w:val="0"/>
                 <w:sz w:val="17"/>
               </w:rPr>
-              <w:t>Incohérence!!! seulement les écoles gouvermentales paient les cotisations (Gouvernement, communauté, ONG ou organisation humanitaire).</w:t>
+              <w:t>Il manque des informations non renseignées de Gnouma Aichata Drame , prière de renseignés toutes les questions liées à Gnouma Aichata Drame .</w:t>
             </w:r>
           </w:p>
         </w:tc>
@@ -1130,10 +2210,10 @@
               <w:rPr>
                 <w:b/>
                 <w:i w:val="0"/>
-                <w:color w:val="DC2626"/>
-                <w:sz w:val="16"/>
-              </w:rPr>
-              <w:t>Haute</w:t>
+                <w:color w:val="EA580C"/>
+                <w:sz w:val="16"/>
+              </w:rPr>
+              <w:t>Moyenne</w:t>
             </w:r>
           </w:p>
         </w:tc>
@@ -1148,7 +2228,7 @@
                 <w:i w:val="0"/>
                 <w:sz w:val="16"/>
               </w:rPr>
-              <w:t>S13</w:t>
+              <w:t>S02</w:t>
               <w:br/>
             </w:r>
             <w:r>
@@ -1158,7 +2238,7 @@
                 <w:color w:val="64748B"/>
                 <w:sz w:val="14"/>
               </w:rPr>
-              <w:t>Transferts</w:t>
+              <w:t>Éducation</w:t>
             </w:r>
           </w:p>
         </w:tc>
@@ -1174,7 +2254,7 @@
                 <w:color w:val="16A34A"/>
                 <w:sz w:val="16"/>
               </w:rPr>
-              <w:t>s00q27, s01q00a, s01q12, s01q13, s02q04, s03q11, s03q12, s01q01</w:t>
+              <w:t>s01q25, s01q29, s01q30, s04q46, s01q00b</w:t>
             </w:r>
           </w:p>
         </w:tc>
@@ -1205,7 +2285,7 @@
                 <w:i w:val="0"/>
                 <w:sz w:val="17"/>
               </w:rPr>
-              <w:t>L'âge du béneficiaire d'argent dans la section 13b (Transfert emis) semble incoherent voir élévé, prière de verifier ou corriger.</w:t>
+              <w:t>Il manque des informations non renseignées de cheikh Sadabiw Drame , prière de renseignés toutes les questions liées à cheikh Sadabiw Drame .</w:t>
             </w:r>
           </w:p>
         </w:tc>
@@ -1220,10 +2300,10 @@
               <w:rPr>
                 <w:b/>
                 <w:i w:val="0"/>
-                <w:color w:val="DC2626"/>
-                <w:sz w:val="16"/>
-              </w:rPr>
-              <w:t>Haute</w:t>
+                <w:color w:val="EA580C"/>
+                <w:sz w:val="16"/>
+              </w:rPr>
+              <w:t>Moyenne</w:t>
             </w:r>
           </w:p>
         </w:tc>
@@ -1238,7 +2318,7 @@
                 <w:i w:val="0"/>
                 <w:sz w:val="16"/>
               </w:rPr>
-              <w:t>S20</w:t>
+              <w:t>S02</w:t>
               <w:br/>
             </w:r>
             <w:r>
@@ -1248,7 +2328,7 @@
                 <w:color w:val="64748B"/>
                 <w:sz w:val="14"/>
               </w:rPr>
-              <w:t>Gouvernance / autres</w:t>
+              <w:t>Éducation</w:t>
             </w:r>
           </w:p>
         </w:tc>
@@ -1264,7 +2344,7 @@
                 <w:color w:val="16A34A"/>
                 <w:sz w:val="16"/>
               </w:rPr>
-              <w:t>—</w:t>
+              <w:t>s01q23, s01q00b, s01q23_autre</w:t>
             </w:r>
           </w:p>
         </w:tc>
@@ -1295,7 +2375,7 @@
                 <w:i w:val="0"/>
                 <w:sz w:val="17"/>
               </w:rPr>
-              <w:t>Incohérence détectée ! Le ménage a précédemment déclaré vivre « Bien » ou « Assez bien » selon son revenu en 20A.02.</w:t>
+              <w:t>La raison principale que Mouhamed drame n'a pas été à l'école entre 2024/2025 est retard de la parole et semble exister dans les modalités, prière de prendre attache avec le QG pour plus d'explication afin de la classer bien.</w:t>
             </w:r>
           </w:p>
         </w:tc>
@@ -1328,7 +2408,7 @@
                 <w:i w:val="0"/>
                 <w:sz w:val="16"/>
               </w:rPr>
-              <w:t>S00</w:t>
+              <w:t>S03</w:t>
               <w:br/>
             </w:r>
             <w:r>
@@ -1338,7 +2418,7 @@
                 <w:color w:val="64748B"/>
                 <w:sz w:val="14"/>
               </w:rPr>
-              <w:t>Identification</w:t>
+              <w:t>Santé</w:t>
             </w:r>
           </w:p>
         </w:tc>
@@ -1354,7 +2434,7 @@
                 <w:color w:val="16A34A"/>
                 <w:sz w:val="16"/>
               </w:rPr>
-              <w:t>s00q07a, s00q08, s00q10, s00q13_0, s00q15_0, s00q17_0, s00q23a, s00q23b</w:t>
+              <w:t>s00q04, s01q41, s02q14, s01q00b</w:t>
             </w:r>
           </w:p>
         </w:tc>
@@ -1385,7 +2465,7 @@
                 <w:i w:val="0"/>
                 <w:sz w:val="17"/>
               </w:rPr>
-              <w:t>Le questionnaire est completé mais il reste certainnes infomations du ménage à faire dans la section 0, prière de renseigner ces informations.</w:t>
+              <w:t>Il manque des informations non renseignées de ( cheikh Sadabiw Drame ), prière de renseignés toutes les questions liées à ( cheikh Sadabiw Drame ).</w:t>
             </w:r>
           </w:p>
         </w:tc>
@@ -1418,7 +2498,7 @@
                 <w:i w:val="0"/>
                 <w:sz w:val="16"/>
               </w:rPr>
-              <w:t>S00</w:t>
+              <w:t>S03</w:t>
               <w:br/>
             </w:r>
             <w:r>
@@ -1428,7 +2508,7 @@
                 <w:color w:val="64748B"/>
                 <w:sz w:val="14"/>
               </w:rPr>
-              <w:t>Identification</w:t>
+              <w:t>Santé</w:t>
             </w:r>
           </w:p>
         </w:tc>
@@ -1444,7 +2524,7 @@
                 <w:color w:val="16A34A"/>
                 <w:sz w:val="16"/>
               </w:rPr>
-              <w:t>s00q07a, s00q08, s00q10, s00q13_0, s00q15_0, s00q17_0, s00q23a, s00q23b</w:t>
+              <w:t>s01q02, s01q12, s01q13, s02q03__2, s03q01, s01q00b</w:t>
             </w:r>
           </w:p>
         </w:tc>
@@ -1475,7 +2555,7 @@
                 <w:i w:val="0"/>
                 <w:sz w:val="17"/>
               </w:rPr>
-              <w:t>Prière de renseigner toutes les informations du ménage dans la section 0 avant d'entamer les autres informations.</w:t>
+              <w:t>La section n'est pas renseignée pour cheikh Sadabiw Drame, prière de la renseigner.</w:t>
             </w:r>
           </w:p>
         </w:tc>
@@ -1508,7 +2588,7 @@
                 <w:i w:val="0"/>
                 <w:sz w:val="16"/>
               </w:rPr>
-              <w:t>S00</w:t>
+              <w:t>S04</w:t>
               <w:br/>
             </w:r>
             <w:r>
@@ -1518,7 +2598,7 @@
                 <w:color w:val="64748B"/>
                 <w:sz w:val="14"/>
               </w:rPr>
-              <w:t>Identification</w:t>
+              <w:t>Emploi</w:t>
             </w:r>
           </w:p>
         </w:tc>
@@ -1534,7 +2614,7 @@
                 <w:color w:val="16A34A"/>
                 <w:sz w:val="16"/>
               </w:rPr>
-              <w:t>s00q27</w:t>
+              <w:t>s00q04, s01q41, s02q14, s01q00b</w:t>
             </w:r>
           </w:p>
         </w:tc>
@@ -1565,7 +2645,7 @@
                 <w:i w:val="0"/>
                 <w:sz w:val="17"/>
               </w:rPr>
-              <w:t>Le questionnaire semble ne pas être complètement fini mais le questionnaire est en statut complet, prière de compléter le questionnaire.</w:t>
+              <w:t>Il manque des informations non renseignées de ( cheikh Sadabiw Drame ), prière de renseignés toutes les questions liées à ( cheikh Sadabiw Drame ).</w:t>
             </w:r>
           </w:p>
         </w:tc>
@@ -1598,7 +2678,7 @@
                 <w:i w:val="0"/>
                 <w:sz w:val="16"/>
               </w:rPr>
-              <w:t>S00</w:t>
+              <w:t>S04</w:t>
               <w:br/>
             </w:r>
             <w:r>
@@ -1608,7 +2688,7 @@
                 <w:color w:val="64748B"/>
                 <w:sz w:val="14"/>
               </w:rPr>
-              <w:t>Identification</w:t>
+              <w:t>Emploi</w:t>
             </w:r>
           </w:p>
         </w:tc>
@@ -1624,7 +2704,7 @@
                 <w:color w:val="16A34A"/>
                 <w:sz w:val="16"/>
               </w:rPr>
-              <w:t>—</w:t>
+              <w:t>s01q35, s01q36, s01q37, s02q04, s02q15, s03q13, s03q14, s03q15</w:t>
             </w:r>
           </w:p>
         </w:tc>
@@ -1655,7 +2735,7 @@
                 <w:i w:val="0"/>
                 <w:sz w:val="17"/>
               </w:rPr>
-              <w:t>L'adresse ou la localisation du ménage doit être bien renseignée, ne doit pas contenir des numéros de téléphone et elle semble courte pour être une adresse.</w:t>
+              <w:t>Nombre de mois exercé  (3 mois) par Kadiata Ba dans l'emploi au cours des 12 derniers mois semble faible, veuillez corriger s'il vous plait ou comfirmer avec le QG.</w:t>
             </w:r>
           </w:p>
         </w:tc>
@@ -1688,7 +2768,7 @@
                 <w:i w:val="0"/>
                 <w:sz w:val="16"/>
               </w:rPr>
-              <w:t>S00</w:t>
+              <w:t>S04</w:t>
               <w:br/>
             </w:r>
             <w:r>
@@ -1698,7 +2778,7 @@
                 <w:color w:val="64748B"/>
                 <w:sz w:val="14"/>
               </w:rPr>
-              <w:t>Identification</w:t>
+              <w:t>Emploi</w:t>
             </w:r>
           </w:p>
         </w:tc>
@@ -1714,7 +2794,7 @@
                 <w:color w:val="16A34A"/>
                 <w:sz w:val="16"/>
               </w:rPr>
-              <w:t>—</w:t>
+              <w:t>s01q47__1, s01q47__2, s01q47__3, s01q47__4, s01q47__5, s01q47__6, s01q47__7, s02q15</w:t>
             </w:r>
           </w:p>
         </w:tc>
@@ -1745,7 +2825,7 @@
                 <w:i w:val="0"/>
                 <w:sz w:val="17"/>
               </w:rPr>
-              <w:t>Prière de renseigner la bonne adresse.Attention! Il manque des informations non renseignées dans la section 0, prière de regarder toutes les autres informations dans l'identification du ménage (IDENTIFICATION ET RENSEIGNEMENTS DE CONTROLE) ou dans OBSERVATIONS pour pouvoir renseigné toutes les questions liées au ménage.</w:t>
+              <w:t>Attention! le nombre d'heure (3 heures) que Kadiata Ba a travaillé par jour semble faible, veuillez s'il vous plait confirmer cette information avec le QG.</w:t>
             </w:r>
           </w:p>
         </w:tc>
@@ -1778,7 +2858,7 @@
                 <w:i w:val="0"/>
                 <w:sz w:val="16"/>
               </w:rPr>
-              <w:t>S01</w:t>
+              <w:t>S05</w:t>
               <w:br/>
             </w:r>
             <w:r>
@@ -1788,7 +2868,7 @@
                 <w:color w:val="64748B"/>
                 <w:sz w:val="14"/>
               </w:rPr>
-              <w:t>Démographie</w:t>
+              <w:t>Revenus</w:t>
             </w:r>
           </w:p>
         </w:tc>
@@ -1804,7 +2884,7 @@
                 <w:color w:val="16A34A"/>
                 <w:sz w:val="16"/>
               </w:rPr>
-              <w:t>s01q41, s01q00b</w:t>
+              <w:t>s00q08, s01q28, s01q29, s01q30, s02q01__2, s02q02__2, s03q20, s04q22</w:t>
             </w:r>
           </w:p>
         </w:tc>
@@ -1835,7 +2915,7 @@
                 <w:i w:val="0"/>
                 <w:sz w:val="17"/>
               </w:rPr>
-              <w:t>Le montant dépensé ou reçu en cadeau pour les cartes prépayées, les transferts de crédit et les abonnements de  cheikh Sadabiw Drame semble élevé ou faible , prière de corriger ou de confirmer l'information avec le QG.</w:t>
+              <w:t>Il manque des informations non renseignées de  cheikh Sadabiw Drame , prière de renseignés toutes les questions liées à ( cheikh Sadabiw Drame ).</w:t>
             </w:r>
           </w:p>
         </w:tc>
@@ -1868,7 +2948,7 @@
                 <w:i w:val="0"/>
                 <w:sz w:val="16"/>
               </w:rPr>
-              <w:t>S01</w:t>
+              <w:t>S06</w:t>
               <w:br/>
             </w:r>
             <w:r>
@@ -1878,7 +2958,7 @@
                 <w:color w:val="64748B"/>
                 <w:sz w:val="14"/>
               </w:rPr>
-              <w:t>Démographie</w:t>
+              <w:t>Crédit &amp; épargne</w:t>
             </w:r>
           </w:p>
         </w:tc>
@@ -1894,7 +2974,7 @@
                 <w:color w:val="16A34A"/>
                 <w:sz w:val="16"/>
               </w:rPr>
-              <w:t>s01q41a, s01q00b</w:t>
+              <w:t>s00q07a, s00q08, s00q10, s00q13_0, s00q15_0, s00q17_0, s00q23a, s00q23b</w:t>
             </w:r>
           </w:p>
         </w:tc>
@@ -1925,7 +3005,7 @@
                 <w:i w:val="0"/>
                 <w:sz w:val="17"/>
               </w:rPr>
-              <w:t>Le montant dépensé ou reçu en cadeau pour les recharges internet ou de forfaits de données mobiles(hors appels vocaux), aucours des 30 derniers jours de cheikh Sadabiw Drame semble élevé ou faible, prière de corriger ou de confirmer l'information avec le QG.</w:t>
+              <w:t>Il est impératif de renseigner la question : #Est-ce que cheikh Sadabiw Drame possède un compte dans les établissements financiers suivants ou une carte prépayée ?# même si la personne ne dispose pas de compte, veuillez les renseigner s'il vous plaît.</w:t>
             </w:r>
           </w:p>
         </w:tc>
@@ -1958,7 +3038,7 @@
                 <w:i w:val="0"/>
                 <w:sz w:val="16"/>
               </w:rPr>
-              <w:t>S01</w:t>
+              <w:t>S06</w:t>
               <w:br/>
             </w:r>
             <w:r>
@@ -1968,7 +3048,7 @@
                 <w:color w:val="64748B"/>
                 <w:sz w:val="14"/>
               </w:rPr>
-              <w:t>Démographie</w:t>
+              <w:t>Crédit &amp; épargne</w:t>
             </w:r>
           </w:p>
         </w:tc>
@@ -1984,7 +3064,7 @@
                 <w:color w:val="16A34A"/>
                 <w:sz w:val="16"/>
               </w:rPr>
-              <w:t>—</w:t>
+              <w:t>s00q04, s01q41, s02q14, s01q00b</w:t>
             </w:r>
           </w:p>
         </w:tc>
@@ -2015,7 +3095,7 @@
                 <w:i w:val="0"/>
                 <w:sz w:val="17"/>
               </w:rPr>
-              <w:t>Prière de verifier l'information donnée par Gnouma Aichata Drame ou corriger au niveau de la section 1.</w:t>
+              <w:t>Il manque des informations non renseignées de ( cheikh Sadabiw Drame ), prière de renseignés toutes les questions liées à ( cheikh Sadabiw Drame ).</w:t>
             </w:r>
           </w:p>
         </w:tc>
@@ -2048,7 +3128,7 @@
                 <w:i w:val="0"/>
                 <w:sz w:val="16"/>
               </w:rPr>
-              <w:t>S01</w:t>
+              <w:t>S07</w:t>
               <w:br/>
             </w:r>
             <w:r>
@@ -2058,7 +3138,7 @@
                 <w:color w:val="64748B"/>
                 <w:sz w:val="14"/>
               </w:rPr>
-              <w:t>Démographie</w:t>
+              <w:t>Consommation alimentaire</w:t>
             </w:r>
           </w:p>
         </w:tc>
@@ -2105,7 +3185,7 @@
                 <w:i w:val="0"/>
                 <w:sz w:val="17"/>
               </w:rPr>
-              <w:t>Prière de verifier l'information donnée par Mouhamed drame ou corriger au niveau de la section 1.</w:t>
+              <w:t>Attention ! La section sur le repas pris à l'extérieur du ménage n'est pas renseignée à 100 %.</w:t>
             </w:r>
           </w:p>
         </w:tc>
@@ -2138,7 +3218,7 @@
                 <w:i w:val="0"/>
                 <w:sz w:val="16"/>
               </w:rPr>
-              <w:t>S01</w:t>
+              <w:t>S07</w:t>
               <w:br/>
             </w:r>
             <w:r>
@@ -2148,7 +3228,7 @@
                 <w:color w:val="64748B"/>
                 <w:sz w:val="14"/>
               </w:rPr>
-              <w:t>Démographie</w:t>
+              <w:t>Consommation alimentaire</w:t>
             </w:r>
           </w:p>
         </w:tc>
@@ -2195,7 +3275,7 @@
                 <w:i w:val="0"/>
                 <w:sz w:val="17"/>
               </w:rPr>
-              <w:t>Prière de verifier l'information donnée par souleymane Drame ou corriger au niveau de la section 1.</w:t>
+              <w:t>Prière de vérifier l'ensemble des questions relatives à cette section et de les renseigner en totalité.</w:t>
             </w:r>
           </w:p>
         </w:tc>
@@ -2228,7 +3308,7 @@
                 <w:i w:val="0"/>
                 <w:sz w:val="16"/>
               </w:rPr>
-              <w:t>S02</w:t>
+              <w:t>S07</w:t>
               <w:br/>
             </w:r>
             <w:r>
@@ -2238,7 +3318,7 @@
                 <w:color w:val="64748B"/>
                 <w:sz w:val="14"/>
               </w:rPr>
-              <w:t>Éducation</w:t>
+              <w:t>Consommation alimentaire</w:t>
             </w:r>
           </w:p>
         </w:tc>
@@ -2254,7 +3334,7 @@
                 <w:color w:val="16A34A"/>
                 <w:sz w:val="16"/>
               </w:rPr>
-              <w:t>—</w:t>
+              <w:t>s00q10, s01q35, s01q36, s01q37, s02q04, s02q15, s03q31, s04q22</w:t>
             </w:r>
           </w:p>
         </w:tc>
@@ -2285,7 +3365,7 @@
                 <w:i w:val="0"/>
                 <w:sz w:val="17"/>
               </w:rPr>
-              <w:t>veuillez, s'il vous plait, confirmer la cotisation ( 5000 FCFA) payée de Gnouma Aichata Drame avec le QG ou apporter les corrections nécessaires.</w:t>
+              <w:t>Il manque des informations non renseignées de dans cette section, prière de renseignés toutes les questions liées à cette section.</w:t>
             </w:r>
           </w:p>
         </w:tc>
@@ -2318,7 +3398,7 @@
                 <w:i w:val="0"/>
                 <w:sz w:val="16"/>
               </w:rPr>
-              <w:t>S02</w:t>
+              <w:t>S07</w:t>
               <w:br/>
             </w:r>
             <w:r>
@@ -2328,7 +3408,7 @@
                 <w:color w:val="64748B"/>
                 <w:sz w:val="14"/>
               </w:rPr>
-              <w:t>Éducation</w:t>
+              <w:t>Consommation alimentaire</w:t>
             </w:r>
           </w:p>
         </w:tc>
@@ -2344,7 +3424,7 @@
                 <w:color w:val="16A34A"/>
                 <w:sz w:val="16"/>
               </w:rPr>
-              <w:t>s01q25, s01q29, s01q30, s04q46, s01q00b</w:t>
+              <w:t>—</w:t>
             </w:r>
           </w:p>
         </w:tc>
@@ -2375,7 +3455,7 @@
                 <w:i w:val="0"/>
                 <w:sz w:val="17"/>
               </w:rPr>
-              <w:t>Il manque des informations non renseignées de Gnouma Aichata Drame , prière de renseignés toutes les questions liées à Gnouma Aichata Drame .</w:t>
+              <w:t>La section sur le repas pris à l'extérieur du ménage du membre Gnouma Aichata Drame n'est pas renseignée à 100 %.</w:t>
             </w:r>
           </w:p>
         </w:tc>
@@ -2408,7 +3488,7 @@
                 <w:i w:val="0"/>
                 <w:sz w:val="16"/>
               </w:rPr>
-              <w:t>S02</w:t>
+              <w:t>S07</w:t>
               <w:br/>
             </w:r>
             <w:r>
@@ -2418,7 +3498,7 @@
                 <w:color w:val="64748B"/>
                 <w:sz w:val="14"/>
               </w:rPr>
-              <w:t>Éducation</w:t>
+              <w:t>Consommation alimentaire</w:t>
             </w:r>
           </w:p>
         </w:tc>
@@ -2434,7 +3514,7 @@
                 <w:color w:val="16A34A"/>
                 <w:sz w:val="16"/>
               </w:rPr>
-              <w:t>s01q25, s01q29, s01q30, s04q46, s01q00b</w:t>
+              <w:t>—</w:t>
             </w:r>
           </w:p>
         </w:tc>
@@ -2465,7 +3545,7 @@
                 <w:i w:val="0"/>
                 <w:sz w:val="17"/>
               </w:rPr>
-              <w:t>Il manque des informations non renseignées de cheikh Sadabiw Drame , prière de renseignés toutes les questions liées à cheikh Sadabiw Drame .</w:t>
+              <w:t>Prière de vérifier l'ensemble des questions relatives à ce membre et de les renseigner en totalité.</w:t>
             </w:r>
           </w:p>
         </w:tc>
@@ -2498,7 +3578,7 @@
                 <w:i w:val="0"/>
                 <w:sz w:val="16"/>
               </w:rPr>
-              <w:t>S02</w:t>
+              <w:t>S07</w:t>
               <w:br/>
             </w:r>
             <w:r>
@@ -2508,7 +3588,7 @@
                 <w:color w:val="64748B"/>
                 <w:sz w:val="14"/>
               </w:rPr>
-              <w:t>Éducation</w:t>
+              <w:t>Consommation alimentaire</w:t>
             </w:r>
           </w:p>
         </w:tc>
@@ -2524,7 +3604,7 @@
                 <w:color w:val="16A34A"/>
                 <w:sz w:val="16"/>
               </w:rPr>
-              <w:t>s01q23, s01q00b, s01q23_autre</w:t>
+              <w:t>s00q04, s01q41, s02q14, s01q00b</w:t>
             </w:r>
           </w:p>
         </w:tc>
@@ -2555,7 +3635,7 @@
                 <w:i w:val="0"/>
                 <w:sz w:val="17"/>
               </w:rPr>
-              <w:t>La raison principale que Mouhamed drame n'a pas été à l'école entre 2024/2025 est retard de la parole et semble exister dans les modalités, prière de prendre attache avec le QG pour plus d'explication afin de la classer bien.</w:t>
+              <w:t>Il manque des informations non renseignées de ( Gnouma Aichata Drame ), prière de renseignés toutes les questions liées à ( Gnouma Aichata Drame ).</w:t>
             </w:r>
           </w:p>
         </w:tc>
@@ -2588,7 +3668,7 @@
                 <w:i w:val="0"/>
                 <w:sz w:val="16"/>
               </w:rPr>
-              <w:t>S03</w:t>
+              <w:t>S07</w:t>
               <w:br/>
             </w:r>
             <w:r>
@@ -2598,7 +3678,7 @@
                 <w:color w:val="64748B"/>
                 <w:sz w:val="14"/>
               </w:rPr>
-              <w:t>Santé</w:t>
+              <w:t>Consommation alimentaire</w:t>
             </w:r>
           </w:p>
         </w:tc>
@@ -2614,7 +3694,7 @@
                 <w:color w:val="16A34A"/>
                 <w:sz w:val="16"/>
               </w:rPr>
-              <w:t>s00q04, s01q41, s02q14, s01q00b</w:t>
+              <w:t>—</w:t>
             </w:r>
           </w:p>
         </w:tc>
@@ -2645,7 +3725,7 @@
                 <w:i w:val="0"/>
                 <w:sz w:val="17"/>
               </w:rPr>
-              <w:t>Il manque des informations non renseignées de ( cheikh Sadabiw Drame ), prière de renseignés toutes les questions liées à ( cheikh Sadabiw Drame ).</w:t>
+              <w:t>La section sur le repas pris à l'extérieur du ménage du membre Kadiata Ba n'est pas renseignée à 100 %.</w:t>
             </w:r>
           </w:p>
         </w:tc>
@@ -2678,7 +3758,7 @@
                 <w:i w:val="0"/>
                 <w:sz w:val="16"/>
               </w:rPr>
-              <w:t>S03</w:t>
+              <w:t>S07</w:t>
               <w:br/>
             </w:r>
             <w:r>
@@ -2688,7 +3768,7 @@
                 <w:color w:val="64748B"/>
                 <w:sz w:val="14"/>
               </w:rPr>
-              <w:t>Santé</w:t>
+              <w:t>Consommation alimentaire</w:t>
             </w:r>
           </w:p>
         </w:tc>
@@ -2704,7 +3784,7 @@
                 <w:color w:val="16A34A"/>
                 <w:sz w:val="16"/>
               </w:rPr>
-              <w:t>s01q02, s01q12, s01q13, s02q03__2, s03q01, s01q00b</w:t>
+              <w:t>s00q04, s01q41, s02q14, s01q00b</w:t>
             </w:r>
           </w:p>
         </w:tc>
@@ -2735,7 +3815,7 @@
                 <w:i w:val="0"/>
                 <w:sz w:val="17"/>
               </w:rPr>
-              <w:t>La section n'est pas renseignée pour cheikh Sadabiw Drame, prière de la renseigner.</w:t>
+              <w:t>Il manque des informations non renseignées de ( Kadiata Ba ), prière de renseignés toutes les questions liées à ( Kadiata Ba ).</w:t>
             </w:r>
           </w:p>
         </w:tc>
@@ -2768,7 +3848,7 @@
                 <w:i w:val="0"/>
                 <w:sz w:val="16"/>
               </w:rPr>
-              <w:t>S04</w:t>
+              <w:t>S07</w:t>
               <w:br/>
             </w:r>
             <w:r>
@@ -2778,7 +3858,7 @@
                 <w:color w:val="64748B"/>
                 <w:sz w:val="14"/>
               </w:rPr>
-              <w:t>Emploi</w:t>
+              <w:t>Consommation alimentaire</w:t>
             </w:r>
           </w:p>
         </w:tc>
@@ -2794,7 +3874,7 @@
                 <w:color w:val="16A34A"/>
                 <w:sz w:val="16"/>
               </w:rPr>
-              <w:t>s00q04, s01q41, s02q14, s01q00b</w:t>
+              <w:t>—</w:t>
             </w:r>
           </w:p>
         </w:tc>
@@ -2825,7 +3905,7 @@
                 <w:i w:val="0"/>
                 <w:sz w:val="17"/>
               </w:rPr>
-              <w:t>Il manque des informations non renseignées de ( cheikh Sadabiw Drame ), prière de renseignés toutes les questions liées à ( cheikh Sadabiw Drame ).</w:t>
+              <w:t>La section sur le repas pris à l'extérieur du ménage du membre Mouhamed drame n'est pas renseignée à 100 %.</w:t>
             </w:r>
           </w:p>
         </w:tc>
@@ -2858,7 +3938,7 @@
                 <w:i w:val="0"/>
                 <w:sz w:val="16"/>
               </w:rPr>
-              <w:t>S04</w:t>
+              <w:t>S07</w:t>
               <w:br/>
             </w:r>
             <w:r>
@@ -2868,7 +3948,7 @@
                 <w:color w:val="64748B"/>
                 <w:sz w:val="14"/>
               </w:rPr>
-              <w:t>Emploi</w:t>
+              <w:t>Consommation alimentaire</w:t>
             </w:r>
           </w:p>
         </w:tc>
@@ -2884,7 +3964,7 @@
                 <w:color w:val="16A34A"/>
                 <w:sz w:val="16"/>
               </w:rPr>
-              <w:t>s01q35, s01q36, s01q37, s02q04, s02q15, s03q13, s03q14, s03q15</w:t>
+              <w:t>s00q04, s01q41, s02q14, s01q00b</w:t>
             </w:r>
           </w:p>
         </w:tc>
@@ -2915,7 +3995,7 @@
                 <w:i w:val="0"/>
                 <w:sz w:val="17"/>
               </w:rPr>
-              <w:t>Nombre de mois exercé  (3 mois) par Kadiata Ba dans l'emploi au cours des 12 derniers mois semble faible, veuillez corriger s'il vous plait ou comfirmer avec le QG.</w:t>
+              <w:t>Il manque des informations non renseignées de ( Mouhamed drame ), prière de renseignés toutes les questions liées à ( Mouhamed drame ).</w:t>
             </w:r>
           </w:p>
         </w:tc>
@@ -2948,7 +4028,7 @@
                 <w:i w:val="0"/>
                 <w:sz w:val="16"/>
               </w:rPr>
-              <w:t>S04</w:t>
+              <w:t>S07</w:t>
               <w:br/>
             </w:r>
             <w:r>
@@ -2958,7 +4038,7 @@
                 <w:color w:val="64748B"/>
                 <w:sz w:val="14"/>
               </w:rPr>
-              <w:t>Emploi</w:t>
+              <w:t>Consommation alimentaire</w:t>
             </w:r>
           </w:p>
         </w:tc>
@@ -2974,7 +4054,7 @@
                 <w:color w:val="16A34A"/>
                 <w:sz w:val="16"/>
               </w:rPr>
-              <w:t>s01q47__1, s01q47__2, s01q47__3, s01q47__4, s01q47__5, s01q47__6, s01q47__7, s02q15</w:t>
+              <w:t>—</w:t>
             </w:r>
           </w:p>
         </w:tc>
@@ -3005,7 +4085,7 @@
                 <w:i w:val="0"/>
                 <w:sz w:val="17"/>
               </w:rPr>
-              <w:t>Attention! le nombre d'heure (3 heures) que Kadiata Ba a travaillé par jour semble faible, veuillez s'il vous plait confirmer cette information avec le QG.</w:t>
+              <w:t>La section sur le repas pris à l'extérieur du ménage du membre cheikh Sadabiw Drame n'est pas renseignée à 100 %.</w:t>
             </w:r>
           </w:p>
         </w:tc>
@@ -3038,7 +4118,7 @@
                 <w:i w:val="0"/>
                 <w:sz w:val="16"/>
               </w:rPr>
-              <w:t>S05</w:t>
+              <w:t>S07</w:t>
               <w:br/>
             </w:r>
             <w:r>
@@ -3048,7 +4128,7 @@
                 <w:color w:val="64748B"/>
                 <w:sz w:val="14"/>
               </w:rPr>
-              <w:t>Revenus</w:t>
+              <w:t>Consommation alimentaire</w:t>
             </w:r>
           </w:p>
         </w:tc>
@@ -3064,7 +4144,7 @@
                 <w:color w:val="16A34A"/>
                 <w:sz w:val="16"/>
               </w:rPr>
-              <w:t>s00q08, s01q28, s01q29, s01q30, s02q01__2, s02q02__2, s03q20, s04q22</w:t>
+              <w:t>s00q04, s01q41, s02q14, s01q00b</w:t>
             </w:r>
           </w:p>
         </w:tc>
@@ -3095,7 +4175,7 @@
                 <w:i w:val="0"/>
                 <w:sz w:val="17"/>
               </w:rPr>
-              <w:t>Il manque des informations non renseignées de  cheikh Sadabiw Drame , prière de renseignés toutes les questions liées à ( cheikh Sadabiw Drame ).</w:t>
+              <w:t>Il manque des informations non renseignées de ( cheikh Sadabiw Drame ), prière de renseignés toutes les questions liées à ( cheikh Sadabiw Drame ).</w:t>
             </w:r>
           </w:p>
         </w:tc>
@@ -3128,7 +4208,7 @@
                 <w:i w:val="0"/>
                 <w:sz w:val="16"/>
               </w:rPr>
-              <w:t>S06</w:t>
+              <w:t>S07</w:t>
               <w:br/>
             </w:r>
             <w:r>
@@ -3138,7 +4218,7 @@
                 <w:color w:val="64748B"/>
                 <w:sz w:val="14"/>
               </w:rPr>
-              <w:t>Crédit &amp; épargne</w:t>
+              <w:t>Consommation alimentaire</w:t>
             </w:r>
           </w:p>
         </w:tc>
@@ -3154,7 +4234,7 @@
                 <w:color w:val="16A34A"/>
                 <w:sz w:val="16"/>
               </w:rPr>
-              <w:t>s00q07a, s00q08, s00q10, s00q13_0, s00q15_0, s00q17_0, s00q23a, s00q23b</w:t>
+              <w:t>—</w:t>
             </w:r>
           </w:p>
         </w:tc>
@@ -3185,7 +4265,7 @@
                 <w:i w:val="0"/>
                 <w:sz w:val="17"/>
               </w:rPr>
-              <w:t>Il est impératif de renseigner la question : #Est-ce que cheikh Sadabiw Drame possède un compte dans les établissements financiers suivants ou une carte prépayée ?# même si la personne ne dispose pas de compte, veuillez les renseigner s'il vous plaît.</w:t>
+              <w:t>La section sur le repas pris à l'extérieur du ménage du membre souleymane Drame n'est pas renseignée à 100 %.</w:t>
             </w:r>
           </w:p>
         </w:tc>
@@ -3218,7 +4298,7 @@
                 <w:i w:val="0"/>
                 <w:sz w:val="16"/>
               </w:rPr>
-              <w:t>S06</w:t>
+              <w:t>S07</w:t>
               <w:br/>
             </w:r>
             <w:r>
@@ -3228,7 +4308,7 @@
                 <w:color w:val="64748B"/>
                 <w:sz w:val="14"/>
               </w:rPr>
-              <w:t>Crédit &amp; épargne</w:t>
+              <w:t>Consommation alimentaire</w:t>
             </w:r>
           </w:p>
         </w:tc>
@@ -3275,7 +4355,7 @@
                 <w:i w:val="0"/>
                 <w:sz w:val="17"/>
               </w:rPr>
-              <w:t>Il manque des informations non renseignées de ( cheikh Sadabiw Drame ), prière de renseignés toutes les questions liées à ( cheikh Sadabiw Drame ).</w:t>
+              <w:t>Il manque des informations non renseignées de ( souleymane Drame ), prière de renseignés toutes les questions liées à ( souleymane Drame ).</w:t>
             </w:r>
           </w:p>
         </w:tc>
@@ -3308,7 +4388,7 @@
                 <w:i w:val="0"/>
                 <w:sz w:val="16"/>
               </w:rPr>
-              <w:t>S07</w:t>
+              <w:t>S09</w:t>
               <w:br/>
             </w:r>
             <w:r>
@@ -3318,7 +4398,7 @@
                 <w:color w:val="64748B"/>
                 <w:sz w:val="14"/>
               </w:rPr>
-              <w:t>Consommation alimentaire</w:t>
+              <w:t>Dépenses non alimentaires</w:t>
             </w:r>
           </w:p>
         </w:tc>
@@ -3365,7 +4445,7 @@
                 <w:i w:val="0"/>
                 <w:sz w:val="17"/>
               </w:rPr>
-              <w:t>Attention ! La section sur le repas pris à l'extérieur du ménage n'est pas renseignée à 100 %.</w:t>
+              <w:t>Attention ! La dépense totale du ménage de Cheikh Sadabiw Drame (68003 Fcfa) de la fête de Nouvel an 2026 est relativement élevé.</w:t>
             </w:r>
           </w:p>
         </w:tc>
@@ -3398,7 +4478,7 @@
                 <w:i w:val="0"/>
                 <w:sz w:val="16"/>
               </w:rPr>
-              <w:t>S07</w:t>
+              <w:t>S09</w:t>
               <w:br/>
             </w:r>
             <w:r>
@@ -3408,7 +4488,7 @@
                 <w:color w:val="64748B"/>
                 <w:sz w:val="14"/>
               </w:rPr>
-              <w:t>Consommation alimentaire</w:t>
+              <w:t>Dépenses non alimentaires</w:t>
             </w:r>
           </w:p>
         </w:tc>
@@ -3455,7 +4535,7 @@
                 <w:i w:val="0"/>
                 <w:sz w:val="17"/>
               </w:rPr>
-              <w:t>Prière de vérifier l'ensemble des questions relatives à cette section et de les renseigner en totalité.</w:t>
+              <w:t>Prière de corriger ou de confirmer avec le QG.</w:t>
             </w:r>
           </w:p>
         </w:tc>
@@ -3488,7 +4568,7 @@
                 <w:i w:val="0"/>
                 <w:sz w:val="16"/>
               </w:rPr>
-              <w:t>S07</w:t>
+              <w:t>S09</w:t>
               <w:br/>
             </w:r>
             <w:r>
@@ -3498,7 +4578,7 @@
                 <w:color w:val="64748B"/>
                 <w:sz w:val="14"/>
               </w:rPr>
-              <w:t>Consommation alimentaire</w:t>
+              <w:t>Dépenses non alimentaires</w:t>
             </w:r>
           </w:p>
         </w:tc>
@@ -3514,7 +4594,7 @@
                 <w:color w:val="16A34A"/>
                 <w:sz w:val="16"/>
               </w:rPr>
-              <w:t>s00q10, s01q35, s01q36, s01q37, s02q04, s02q15, s03q31, s04q22</w:t>
+              <w:t>—</w:t>
             </w:r>
           </w:p>
         </w:tc>
@@ -3545,7 +4625,7 @@
                 <w:i w:val="0"/>
                 <w:sz w:val="17"/>
               </w:rPr>
-              <w:t>Il manque des informations non renseignées de dans cette section, prière de renseignés toutes les questions liées à cette section.</w:t>
+              <w:t>Peu plausible! le montant de la dépense (.a Fcfa) pour Cigarettes, Tabac est trop élevé.</w:t>
             </w:r>
           </w:p>
         </w:tc>
@@ -3578,7 +4658,7 @@
                 <w:i w:val="0"/>
                 <w:sz w:val="16"/>
               </w:rPr>
-              <w:t>S07</w:t>
+              <w:t>S09</w:t>
               <w:br/>
             </w:r>
             <w:r>
@@ -3588,7 +4668,7 @@
                 <w:color w:val="64748B"/>
                 <w:sz w:val="14"/>
               </w:rPr>
-              <w:t>Consommation alimentaire</w:t>
+              <w:t>Dépenses non alimentaires</w:t>
             </w:r>
           </w:p>
         </w:tc>
@@ -3604,7 +4684,7 @@
                 <w:color w:val="16A34A"/>
                 <w:sz w:val="16"/>
               </w:rPr>
-              <w:t>—</w:t>
+              <w:t>s09bq03</w:t>
             </w:r>
           </w:p>
         </w:tc>
@@ -3635,7 +4715,7 @@
                 <w:i w:val="0"/>
                 <w:sz w:val="17"/>
               </w:rPr>
-              <w:t>La section sur le repas pris à l'extérieur du ménage du membre Gnouma Aichata Drame n'est pas renseignée à 100 %.</w:t>
+              <w:t>Veuillez, s'il vous plaît, confirmer cette information avec le QG ou la corriger s09bq03.</w:t>
             </w:r>
           </w:p>
         </w:tc>
@@ -3668,7 +4748,7 @@
                 <w:i w:val="0"/>
                 <w:sz w:val="16"/>
               </w:rPr>
-              <w:t>S07</w:t>
+              <w:t>S09</w:t>
               <w:br/>
             </w:r>
             <w:r>
@@ -3678,7 +4758,7 @@
                 <w:color w:val="64748B"/>
                 <w:sz w:val="14"/>
               </w:rPr>
-              <w:t>Consommation alimentaire</w:t>
+              <w:t>Dépenses non alimentaires</w:t>
             </w:r>
           </w:p>
         </w:tc>
@@ -3694,7 +4774,7 @@
                 <w:color w:val="16A34A"/>
                 <w:sz w:val="16"/>
               </w:rPr>
-              <w:t>—</w:t>
+              <w:t>s01q25, s01q29, s01q30, s04q46, s01q00b</w:t>
             </w:r>
           </w:p>
         </w:tc>
@@ -3725,7 +4805,7 @@
                 <w:i w:val="0"/>
                 <w:sz w:val="17"/>
               </w:rPr>
-              <w:t>Prière de vérifier l'ensemble des questions relatives à ce membre et de les renseigner en totalité.</w:t>
+              <w:t>Il manque des informations non renseignées de Cigarettes, Tabac, prière de renseignés toutes les questions liées à Cigarettes, Tabac.</w:t>
             </w:r>
           </w:p>
         </w:tc>
@@ -3758,7 +4838,7 @@
                 <w:i w:val="0"/>
                 <w:sz w:val="16"/>
               </w:rPr>
-              <w:t>S07</w:t>
+              <w:t>S09</w:t>
               <w:br/>
             </w:r>
             <w:r>
@@ -3768,7 +4848,7 @@
                 <w:color w:val="64748B"/>
                 <w:sz w:val="14"/>
               </w:rPr>
-              <w:t>Consommation alimentaire</w:t>
+              <w:t>Dépenses non alimentaires</w:t>
             </w:r>
           </w:p>
         </w:tc>
@@ -3784,7 +4864,7 @@
                 <w:color w:val="16A34A"/>
                 <w:sz w:val="16"/>
               </w:rPr>
-              <w:t>s00q04, s01q41, s02q14, s01q00b</w:t>
+              <w:t>—</w:t>
             </w:r>
           </w:p>
         </w:tc>
@@ -3815,7 +4895,7 @@
                 <w:i w:val="0"/>
                 <w:sz w:val="17"/>
               </w:rPr>
-              <w:t>Il manque des informations non renseignées de ( Gnouma Aichata Drame ), prière de renseignés toutes les questions liées à ( Gnouma Aichata Drame ).</w:t>
+              <w:t>Attention ! La dépense du ménage de Cheikh Sadabiw Drame (150 Fcfa) au cours de 30 derniers jours de Revues, journal ou magazine mensuel etc est relativement élevé.</w:t>
             </w:r>
           </w:p>
         </w:tc>
@@ -3848,7 +4928,7 @@
                 <w:i w:val="0"/>
                 <w:sz w:val="16"/>
               </w:rPr>
-              <w:t>S07</w:t>
+              <w:t>S09</w:t>
               <w:br/>
             </w:r>
             <w:r>
@@ -3858,7 +4938,7 @@
                 <w:color w:val="64748B"/>
                 <w:sz w:val="14"/>
               </w:rPr>
-              <w:t>Consommation alimentaire</w:t>
+              <w:t>Dépenses non alimentaires</w:t>
             </w:r>
           </w:p>
         </w:tc>
@@ -3905,7 +4985,7 @@
                 <w:i w:val="0"/>
                 <w:sz w:val="17"/>
               </w:rPr>
-              <w:t>La section sur le repas pris à l'extérieur du ménage du membre Kadiata Ba n'est pas renseignée à 100 %.</w:t>
+              <w:t>Prière de corriger ou de confirmer avec le QG.</w:t>
             </w:r>
           </w:p>
         </w:tc>
@@ -3938,7 +5018,7 @@
                 <w:i w:val="0"/>
                 <w:sz w:val="16"/>
               </w:rPr>
-              <w:t>S07</w:t>
+              <w:t>S09</w:t>
               <w:br/>
             </w:r>
             <w:r>
@@ -3948,7 +5028,7 @@
                 <w:color w:val="64748B"/>
                 <w:sz w:val="14"/>
               </w:rPr>
-              <w:t>Consommation alimentaire</w:t>
+              <w:t>Dépenses non alimentaires</w:t>
             </w:r>
           </w:p>
         </w:tc>
@@ -3964,7 +5044,7 @@
                 <w:color w:val="16A34A"/>
                 <w:sz w:val="16"/>
               </w:rPr>
-              <w:t>s00q04, s01q41, s02q14, s01q00b</w:t>
+              <w:t>—</w:t>
             </w:r>
           </w:p>
         </w:tc>
@@ -3995,7 +5075,7 @@
                 <w:i w:val="0"/>
                 <w:sz w:val="17"/>
               </w:rPr>
-              <w:t>Il manque des informations non renseignées de ( Kadiata Ba ), prière de renseignés toutes les questions liées à ( Kadiata Ba ).</w:t>
+              <w:t>Attention ! La dépense du ménage de Cheikh Sadabiw Drame (200 Fcfa) au cours de 30 derniers jours de Autres produits de toilettes (rasoir, coton, crème/mousse à raser etc.) est relativement élevé.</w:t>
             </w:r>
           </w:p>
         </w:tc>
@@ -4028,7 +5108,7 @@
                 <w:i w:val="0"/>
                 <w:sz w:val="16"/>
               </w:rPr>
-              <w:t>S07</w:t>
+              <w:t>S09</w:t>
               <w:br/>
             </w:r>
             <w:r>
@@ -4038,7 +5118,7 @@
                 <w:color w:val="64748B"/>
                 <w:sz w:val="14"/>
               </w:rPr>
-              <w:t>Consommation alimentaire</w:t>
+              <w:t>Dépenses non alimentaires</w:t>
             </w:r>
           </w:p>
         </w:tc>
@@ -4085,7 +5165,7 @@
                 <w:i w:val="0"/>
                 <w:sz w:val="17"/>
               </w:rPr>
-              <w:t>La section sur le repas pris à l'extérieur du ménage du membre Mouhamed drame n'est pas renseignée à 100 %.</w:t>
+              <w:t>Attention ! La dépense du ménage de Cheikh Sadabiw Drame (200 Fcfa) au cours de 30 derniers jours de Piles électriques, est relativement élevé.</w:t>
             </w:r>
           </w:p>
         </w:tc>
@@ -4118,7 +5198,7 @@
                 <w:i w:val="0"/>
                 <w:sz w:val="16"/>
               </w:rPr>
-              <w:t>S07</w:t>
+              <w:t>S09</w:t>
               <w:br/>
             </w:r>
             <w:r>
@@ -4128,7 +5208,7 @@
                 <w:color w:val="64748B"/>
                 <w:sz w:val="14"/>
               </w:rPr>
-              <w:t>Consommation alimentaire</w:t>
+              <w:t>Dépenses non alimentaires</w:t>
             </w:r>
           </w:p>
         </w:tc>
@@ -4144,7 +5224,7 @@
                 <w:color w:val="16A34A"/>
                 <w:sz w:val="16"/>
               </w:rPr>
-              <w:t>s00q04, s01q41, s02q14, s01q00b</w:t>
+              <w:t>—</w:t>
             </w:r>
           </w:p>
         </w:tc>
@@ -4175,7 +5255,7 @@
                 <w:i w:val="0"/>
                 <w:sz w:val="17"/>
               </w:rPr>
-              <w:t>Il manque des informations non renseignées de ( Mouhamed drame ), prière de renseignés toutes les questions liées à ( Mouhamed drame ).</w:t>
+              <w:t>Attention ! La dépense du ménage de Cheikh Sadabiw Drame (1500 Fcfa) au cours de 3 derniers mois de Contraceptifs est relativement élevé.</w:t>
             </w:r>
           </w:p>
         </w:tc>
@@ -4208,7 +5288,7 @@
                 <w:i w:val="0"/>
                 <w:sz w:val="16"/>
               </w:rPr>
-              <w:t>S07</w:t>
+              <w:t>S09</w:t>
               <w:br/>
             </w:r>
             <w:r>
@@ -4218,7 +5298,7 @@
                 <w:color w:val="64748B"/>
                 <w:sz w:val="14"/>
               </w:rPr>
-              <w:t>Consommation alimentaire</w:t>
+              <w:t>Dépenses non alimentaires</w:t>
             </w:r>
           </w:p>
         </w:tc>
@@ -4265,7 +5345,7 @@
                 <w:i w:val="0"/>
                 <w:sz w:val="17"/>
               </w:rPr>
-              <w:t>La section sur le repas pris à l'extérieur du ménage du membre cheikh Sadabiw Drame n'est pas renseignée à 100 %.</w:t>
+              <w:t>Prière de corriger ou de confirmer avec le QG.</w:t>
             </w:r>
           </w:p>
         </w:tc>
@@ -4298,7 +5378,7 @@
                 <w:i w:val="0"/>
                 <w:sz w:val="16"/>
               </w:rPr>
-              <w:t>S07</w:t>
+              <w:t>S09</w:t>
               <w:br/>
             </w:r>
             <w:r>
@@ -4308,7 +5388,7 @@
                 <w:color w:val="64748B"/>
                 <w:sz w:val="14"/>
               </w:rPr>
-              <w:t>Consommation alimentaire</w:t>
+              <w:t>Dépenses non alimentaires</w:t>
             </w:r>
           </w:p>
         </w:tc>
@@ -4324,7 +5404,7 @@
                 <w:color w:val="16A34A"/>
                 <w:sz w:val="16"/>
               </w:rPr>
-              <w:t>s00q04, s01q41, s02q14, s01q00b</w:t>
+              <w:t>—</w:t>
             </w:r>
           </w:p>
         </w:tc>
@@ -4355,7 +5435,7 @@
                 <w:i w:val="0"/>
                 <w:sz w:val="17"/>
               </w:rPr>
-              <w:t>Il manque des informations non renseignées de ( cheikh Sadabiw Drame ), prière de renseignés toutes les questions liées à ( cheikh Sadabiw Drame ).</w:t>
+              <w:t>Attention ! La dépense du ménage de Cheikh Sadabiw Drame (550 Fcfa) au cours de 3 derniers mois de Frais d'entretien et de réparation de chaussures: cirage, ressemelage, etc est relativement élevé.</w:t>
             </w:r>
           </w:p>
         </w:tc>
@@ -4388,7 +5468,7 @@
                 <w:i w:val="0"/>
                 <w:sz w:val="16"/>
               </w:rPr>
-              <w:t>S07</w:t>
+              <w:t>S09</w:t>
               <w:br/>
             </w:r>
             <w:r>
@@ -4398,7 +5478,7 @@
                 <w:color w:val="64748B"/>
                 <w:sz w:val="14"/>
               </w:rPr>
-              <w:t>Consommation alimentaire</w:t>
+              <w:t>Dépenses non alimentaires</w:t>
             </w:r>
           </w:p>
         </w:tc>
@@ -4414,7 +5494,7 @@
                 <w:color w:val="16A34A"/>
                 <w:sz w:val="16"/>
               </w:rPr>
-              <w:t>—</w:t>
+              <w:t>s01q25, s01q29, s01q30, s04q46, s01q00b</w:t>
             </w:r>
           </w:p>
         </w:tc>
@@ -4445,7 +5525,7 @@
                 <w:i w:val="0"/>
                 <w:sz w:val="17"/>
               </w:rPr>
-              <w:t>La section sur le repas pris à l'extérieur du ménage du membre souleymane Drame n'est pas renseignée à 100 %.</w:t>
+              <w:t>Il manque des informations non renseignées de Briquet, allume gaz, prière de renseignés toutes les questions liées à Briquet, allume gaz.</w:t>
             </w:r>
           </w:p>
         </w:tc>
@@ -4478,7 +5558,7 @@
                 <w:i w:val="0"/>
                 <w:sz w:val="16"/>
               </w:rPr>
-              <w:t>S07</w:t>
+              <w:t>S09</w:t>
               <w:br/>
             </w:r>
             <w:r>
@@ -4488,7 +5568,7 @@
                 <w:color w:val="64748B"/>
                 <w:sz w:val="14"/>
               </w:rPr>
-              <w:t>Consommation alimentaire</w:t>
+              <w:t>Dépenses non alimentaires</w:t>
             </w:r>
           </w:p>
         </w:tc>
@@ -4504,7 +5584,7 @@
                 <w:color w:val="16A34A"/>
                 <w:sz w:val="16"/>
               </w:rPr>
-              <w:t>s00q04, s01q41, s02q14, s01q00b</w:t>
+              <w:t>s01q25, s01q29, s01q30, s04q46, s01q00b</w:t>
             </w:r>
           </w:p>
         </w:tc>
@@ -4535,7 +5615,7 @@
                 <w:i w:val="0"/>
                 <w:sz w:val="17"/>
               </w:rPr>
-              <w:t>Il manque des informations non renseignées de ( souleymane Drame ), prière de renseignés toutes les questions liées à ( souleymane Drame ).</w:t>
+              <w:t>Il manque des informations non renseignées de Brosse à dents, prière de renseignés toutes les questions liées à Brosse à dents.</w:t>
             </w:r>
           </w:p>
         </w:tc>
@@ -4625,7 +5705,7 @@
                 <w:i w:val="0"/>
                 <w:sz w:val="17"/>
               </w:rPr>
-              <w:t>Attention ! La dépense totale du ménage de Cheikh Sadabiw Drame (68003 Fcfa) de la fête de Nouvel an 2026 est relativement élevé.</w:t>
+              <w:t>Peu plausible! le montant de la dépense (.a Fcfa) pour Accessoires des chaussures (chausse-pieds; brosses à chaussure, lacet) semble élevé.</w:t>
             </w:r>
           </w:p>
         </w:tc>
@@ -4715,7 +5795,7 @@
                 <w:i w:val="0"/>
                 <w:sz w:val="17"/>
               </w:rPr>
-              <w:t>Prière de corriger ou de confirmer avec le QG.</w:t>
+              <w:t>Veuillez, s'il vous plaît, confirmer cette information avec le QG ou la corriger.</w:t>
             </w:r>
           </w:p>
         </w:tc>
@@ -4774,7 +5854,7 @@
                 <w:color w:val="16A34A"/>
                 <w:sz w:val="16"/>
               </w:rPr>
-              <w:t>—</w:t>
+              <w:t>s01q25, s01q29, s01q30, s04q46, s01q00b</w:t>
             </w:r>
           </w:p>
         </w:tc>
@@ -4805,7 +5885,7 @@
                 <w:i w:val="0"/>
                 <w:sz w:val="17"/>
               </w:rPr>
-              <w:t>Peu plausible! le montant de la dépense (.a Fcfa) pour Cigarettes, Tabac est trop élevé.</w:t>
+              <w:t>Il manque des informations non renseignées de Accessoires des chaussures (chausse-pieds; brosses à chaussure, lacet), prière de renseignés toutes les questions liées à Accessoires des chaussures (chausse-pieds; brosses à chaussure, lacet).</w:t>
             </w:r>
           </w:p>
         </w:tc>
@@ -4864,7 +5944,7 @@
                 <w:color w:val="16A34A"/>
                 <w:sz w:val="16"/>
               </w:rPr>
-              <w:t>s09bq03</w:t>
+              <w:t>—</w:t>
             </w:r>
           </w:p>
         </w:tc>
@@ -4895,7 +5975,7 @@
                 <w:i w:val="0"/>
                 <w:sz w:val="17"/>
               </w:rPr>
-              <w:t>Veuillez, s'il vous plaît, confirmer cette information avec le QG ou la corriger s09bq03.</w:t>
+              <w:t>Peu plausible! le montant de la dépense (.a Fcfa) pour Chaussures hommes semble élevé.</w:t>
             </w:r>
           </w:p>
         </w:tc>
@@ -4985,7 +6065,7 @@
                 <w:i w:val="0"/>
                 <w:sz w:val="17"/>
               </w:rPr>
-              <w:t>Il manque des informations non renseignées de Cigarettes, Tabac, prière de renseignés toutes les questions liées à Cigarettes, Tabac.</w:t>
+              <w:t>Il manque des informations non renseignées de Chaussures hommes, prière de renseignés toutes les questions liées à Chaussures hommes.</w:t>
             </w:r>
           </w:p>
         </w:tc>
@@ -5075,7 +6155,7 @@
                 <w:i w:val="0"/>
                 <w:sz w:val="17"/>
               </w:rPr>
-              <w:t>Attention ! La dépense du ménage de Cheikh Sadabiw Drame (150 Fcfa) au cours de 30 derniers jours de Revues, journal ou magazine mensuel etc est relativement élevé.</w:t>
+              <w:t>Peu plausible! le montant de la dépense (.a Fcfa) pour Frais de confection et de réparation de vêtements femme: robe, pantalon, jupe, ensemble, réparation, location, etc. semble élevé.</w:t>
             </w:r>
           </w:p>
         </w:tc>
@@ -5134,7 +6214,7 @@
                 <w:color w:val="16A34A"/>
                 <w:sz w:val="16"/>
               </w:rPr>
-              <w:t>—</w:t>
+              <w:t>s01q25, s01q29, s01q30, s04q46, s01q00b</w:t>
             </w:r>
           </w:p>
         </w:tc>
@@ -5165,7 +6245,7 @@
                 <w:i w:val="0"/>
                 <w:sz w:val="17"/>
               </w:rPr>
-              <w:t>Prière de corriger ou de confirmer avec le QG.</w:t>
+              <w:t>Il manque des informations non renseignées de Frais de confection et de réparation de vêtements femme: robe, pantalon, jupe, ensemble, réparation, location, etc., prière de renseignés toutes les questions liées à Frais de confection et de réparation de vêtements femme: robe, pantalon, jupe, ensemble, réparation, location, etc..</w:t>
             </w:r>
           </w:p>
         </w:tc>
@@ -5255,7 +6335,7 @@
                 <w:i w:val="0"/>
                 <w:sz w:val="17"/>
               </w:rPr>
-              <w:t>Attention ! La dépense du ménage de Cheikh Sadabiw Drame (200 Fcfa) au cours de 30 derniers jours de Autres produits de toilettes (rasoir, coton, crème/mousse à raser etc.) est relativement élevé.</w:t>
+              <w:t>Peu plausible! le montant de la dépense (.a Fcfa) pour Vêtements hommes (15 ans et plus): chemise, pantalon, veste, ensemble, vêtements de travail, etc. semble élevé.</w:t>
             </w:r>
           </w:p>
         </w:tc>
@@ -5314,7 +6394,7 @@
                 <w:color w:val="16A34A"/>
                 <w:sz w:val="16"/>
               </w:rPr>
-              <w:t>—</w:t>
+              <w:t>s01q25, s01q29, s01q30, s04q46, s01q00b</w:t>
             </w:r>
           </w:p>
         </w:tc>
@@ -5345,7 +6425,7 @@
                 <w:i w:val="0"/>
                 <w:sz w:val="17"/>
               </w:rPr>
-              <w:t>Attention ! La dépense du ménage de Cheikh Sadabiw Drame (200 Fcfa) au cours de 30 derniers jours de Piles électriques, est relativement élevé.</w:t>
+              <w:t>Il manque des informations non renseignées de Vêtements hommes (15 ans et plus): chemise, pantalon, veste, ensemble, vêtements de travail, etc., prière de renseignés toutes les questions liées à Vêtements hommes (15 ans et plus): chemise, pantalon, veste, ensemble, vêtements de travail, etc..</w:t>
             </w:r>
           </w:p>
         </w:tc>
@@ -5435,7 +6515,7 @@
                 <w:i w:val="0"/>
                 <w:sz w:val="17"/>
               </w:rPr>
-              <w:t>Attention ! La dépense du ménage de Cheikh Sadabiw Drame (1500 Fcfa) au cours de 3 derniers mois de Contraceptifs est relativement élevé.</w:t>
+              <w:t>Peu plausible! le montant de la dépense (146000 Fcfa) pour Transport inter-localité par voitures semble élevé.</w:t>
             </w:r>
           </w:p>
         </w:tc>
@@ -5525,7 +6605,7 @@
                 <w:i w:val="0"/>
                 <w:sz w:val="17"/>
               </w:rPr>
-              <w:t>Prière de corriger ou de confirmer avec le QG.</w:t>
+              <w:t>Attention ! La dépense du ménage de Cheikh Sadabiw Drame (146000 Fcfa) au cours de 6 derniers mois de Transport inter-localité par voitures est relativement élevé.</w:t>
             </w:r>
           </w:p>
         </w:tc>
@@ -5615,7 +6695,7 @@
                 <w:i w:val="0"/>
                 <w:sz w:val="17"/>
               </w:rPr>
-              <w:t>Attention ! La dépense du ménage de Cheikh Sadabiw Drame (550 Fcfa) au cours de 3 derniers mois de Frais d'entretien et de réparation de chaussures: cirage, ressemelage, etc est relativement élevé.</w:t>
+              <w:t>Prière de corriger ou de confirmer avec le QG.</w:t>
             </w:r>
           </w:p>
         </w:tc>
@@ -5674,7 +6754,7 @@
                 <w:color w:val="16A34A"/>
                 <w:sz w:val="16"/>
               </w:rPr>
-              <w:t>s01q25, s01q29, s01q30, s04q46, s01q00b</w:t>
+              <w:t>—</w:t>
             </w:r>
           </w:p>
         </w:tc>
@@ -5705,7 +6785,7 @@
                 <w:i w:val="0"/>
                 <w:sz w:val="17"/>
               </w:rPr>
-              <w:t>Il manque des informations non renseignées de Briquet, allume gaz, prière de renseignés toutes les questions liées à Briquet, allume gaz.</w:t>
+              <w:t>Attention ! La dépense du ménage de Cheikh Sadabiw Drame (1000 Fcfa) au cours de 12 derniers mois de Articles de sport et de détente: ballon, jeu ludo, poids (pétanque), jeu de carte, jouets pour enfants, jeux vidéo, petits instruments de musique, etc est relativement élevé.</w:t>
             </w:r>
           </w:p>
         </w:tc>
@@ -5764,7 +6844,7 @@
                 <w:color w:val="16A34A"/>
                 <w:sz w:val="16"/>
               </w:rPr>
-              <w:t>s01q25, s01q29, s01q30, s04q46, s01q00b</w:t>
+              <w:t>—</w:t>
             </w:r>
           </w:p>
         </w:tc>
@@ -5795,7 +6875,7 @@
                 <w:i w:val="0"/>
                 <w:sz w:val="17"/>
               </w:rPr>
-              <w:t>Il manque des informations non renseignées de Brosse à dents, prière de renseignés toutes les questions liées à Brosse à dents.</w:t>
+              <w:t>Prière de corriger ou de confirmer avec le QG.</w:t>
             </w:r>
           </w:p>
         </w:tc>
@@ -5885,7 +6965,7 @@
                 <w:i w:val="0"/>
                 <w:sz w:val="17"/>
               </w:rPr>
-              <w:t>Peu plausible! le montant de la dépense (.a Fcfa) pour Accessoires des chaussures (chausse-pieds; brosses à chaussure, lacet) semble élevé.</w:t>
+              <w:t>Attention ! La dépense du ménage de Cheikh Sadabiw Drame (10000 Fcfa) au cours de 12 derniers mois de Meubles de salon et de salle à manger (fauteuils, table, chaises, armoires, etc.</w:t>
             </w:r>
           </w:p>
         </w:tc>
@@ -5975,7 +7055,7 @@
                 <w:i w:val="0"/>
                 <w:sz w:val="17"/>
               </w:rPr>
-              <w:t>Veuillez, s'il vous plaît, confirmer cette information avec le QG ou la corriger.</w:t>
+              <w:t>) est relativement élevé.</w:t>
             </w:r>
           </w:p>
         </w:tc>
@@ -6034,7 +7114,7 @@
                 <w:color w:val="16A34A"/>
                 <w:sz w:val="16"/>
               </w:rPr>
-              <w:t>s01q25, s01q29, s01q30, s04q46, s01q00b</w:t>
+              <w:t>—</w:t>
             </w:r>
           </w:p>
         </w:tc>
@@ -6065,7 +7145,7 @@
                 <w:i w:val="0"/>
                 <w:sz w:val="17"/>
               </w:rPr>
-              <w:t>Il manque des informations non renseignées de Accessoires des chaussures (chausse-pieds; brosses à chaussure, lacet), prière de renseignés toutes les questions liées à Accessoires des chaussures (chausse-pieds; brosses à chaussure, lacet).</w:t>
+              <w:t>Il manque des informations non renseignées de Meubles de salon et de salle à manger (fauteuils, table, chaises, armoires, etc.</w:t>
             </w:r>
           </w:p>
         </w:tc>
@@ -6124,7 +7204,7 @@
                 <w:color w:val="16A34A"/>
                 <w:sz w:val="16"/>
               </w:rPr>
-              <w:t>—</w:t>
+              <w:t>s01q25, s01q29, s01q30, s04q46, s01q00b</w:t>
             </w:r>
           </w:p>
         </w:tc>
@@ -6155,7 +7235,7 @@
                 <w:i w:val="0"/>
                 <w:sz w:val="17"/>
               </w:rPr>
-              <w:t>Peu plausible! le montant de la dépense (.a Fcfa) pour Chaussures hommes semble élevé.</w:t>
+              <w:t>), prière de renseignés toutes les questions liées à Meubles de salon et de salle à manger (fauteuils, table, chaises, armoires, etc. ).</w:t>
             </w:r>
           </w:p>
         </w:tc>
@@ -6214,7 +7294,7 @@
                 <w:color w:val="16A34A"/>
                 <w:sz w:val="16"/>
               </w:rPr>
-              <w:t>s01q25, s01q29, s01q30, s04q46, s01q00b</w:t>
+              <w:t>—</w:t>
             </w:r>
           </w:p>
         </w:tc>
@@ -6245,7 +7325,7 @@
                 <w:i w:val="0"/>
                 <w:sz w:val="17"/>
               </w:rPr>
-              <w:t>Il manque des informations non renseignées de Chaussures hommes, prière de renseignés toutes les questions liées à Chaussures hommes.</w:t>
+              <w:t>Attention ! La dépense du ménage de Cheikh Sadabiw Drame (10000 Fcfa) au cours de 12 derniers mois de Réparation de meubles (fauteuils, chaises, lits, armoires, etc.</w:t>
             </w:r>
           </w:p>
         </w:tc>
@@ -6335,7 +7415,7 @@
                 <w:i w:val="0"/>
                 <w:sz w:val="17"/>
               </w:rPr>
-              <w:t>Peu plausible! le montant de la dépense (.a Fcfa) pour Frais de confection et de réparation de vêtements femme: robe, pantalon, jupe, ensemble, réparation, location, etc. semble élevé.</w:t>
+              <w:t>Attention ! La dépense du ménage de Cheikh Sadabiw Drame (50000 Fcfa) au cours de 12 derniers mois de Achat d'un téléphone portable est relativement élevé.</w:t>
             </w:r>
           </w:p>
         </w:tc>
@@ -6425,7 +7505,7 @@
                 <w:i w:val="0"/>
                 <w:sz w:val="17"/>
               </w:rPr>
-              <w:t>Il manque des informations non renseignées de Frais de confection et de réparation de vêtements femme: robe, pantalon, jupe, ensemble, réparation, location, etc., prière de renseignés toutes les questions liées à Frais de confection et de réparation de vêtements femme: robe, pantalon, jupe, ensemble, réparation, location, etc..</w:t>
+              <w:t>Il manque des informations non renseignées de Achat d'un téléphone portable, prière de renseignés toutes les questions liées à Achat d'un téléphone portable.</w:t>
             </w:r>
           </w:p>
         </w:tc>
@@ -6515,7 +7595,7 @@
                 <w:i w:val="0"/>
                 <w:sz w:val="17"/>
               </w:rPr>
-              <w:t>Peu plausible! le montant de la dépense (.a Fcfa) pour Vêtements hommes (15 ans et plus): chemise, pantalon, veste, ensemble, vêtements de travail, etc. semble élevé.</w:t>
+              <w:t>Attention ! La dépense du ménage de Cheikh Sadabiw Drame (7000 Fcfa) au cours de 12 derniers mois de Achat d’accessoires numériques (casque audio, écouteurs, haut-parleurs Bluetooth, etc.) pour usage personnel est relativement élevé.</w:t>
             </w:r>
           </w:p>
         </w:tc>
@@ -6605,7 +7685,7 @@
                 <w:i w:val="0"/>
                 <w:sz w:val="17"/>
               </w:rPr>
-              <w:t>Il manque des informations non renseignées de Vêtements hommes (15 ans et plus): chemise, pantalon, veste, ensemble, vêtements de travail, etc., prière de renseignés toutes les questions liées à Vêtements hommes (15 ans et plus): chemise, pantalon, veste, ensemble, vêtements de travail, etc..</w:t>
+              <w:t>Il manque des informations non renseignées de Achat d'un appareil électro-ménager: frigo, climatiseurs, réchaud, four, cuisinière, lave-linge, chauffe-eau, fer à repasser, etc, prière de renseignés toutes les questions liées à Achat d'un appareil électro-ménager: frigo, climatiseurs, réchaud, four, cuisinière, lave-linge, chauffe-eau, fer à repasser, etc.</w:t>
             </w:r>
           </w:p>
         </w:tc>
@@ -6664,7 +7744,7 @@
                 <w:color w:val="16A34A"/>
                 <w:sz w:val="16"/>
               </w:rPr>
-              <w:t>—</w:t>
+              <w:t>s01q25, s01q29, s01q30, s04q46, s01q00b</w:t>
             </w:r>
           </w:p>
         </w:tc>
@@ -6695,7 +7775,7 @@
                 <w:i w:val="0"/>
                 <w:sz w:val="17"/>
               </w:rPr>
-              <w:t>Peu plausible! le montant de la dépense (146000 Fcfa) pour Transport inter-localité par voitures semble élevé.</w:t>
+              <w:t>Il manque des informations non renseignées de Autres matériaux pour construction ou grosses réparations logement: tôles, bois de charpente, planches, lattes, contre-plaqués, matériaux d'électricité, matériaux de plomberie, matériaux de peinture, carreaux, tapis et revêtement du sol, etc, prière de renseignés toutes les questions liées à Autres matériaux pour construction ou grosses réparations logement: tôles, bois de charpente, planches, lattes, contre-plaqués, matériaux d'électricité, matériaux de plomberie, matériaux de peinture, carreaux, tapis et revêtement du sol, etc.</w:t>
             </w:r>
           </w:p>
         </w:tc>
@@ -6754,7 +7834,7 @@
                 <w:color w:val="16A34A"/>
                 <w:sz w:val="16"/>
               </w:rPr>
-              <w:t>—</w:t>
+              <w:t>s01q25, s01q29, s01q30, s04q46, s01q00b</w:t>
             </w:r>
           </w:p>
         </w:tc>
@@ -6785,7 +7865,7 @@
                 <w:i w:val="0"/>
                 <w:sz w:val="17"/>
               </w:rPr>
-              <w:t>Attention ! La dépense du ménage de Cheikh Sadabiw Drame (146000 Fcfa) au cours de 6 derniers mois de Transport inter-localité par voitures est relativement élevé.</w:t>
+              <w:t>Il manque des informations non renseignées de Frais d'abonnement au réseau de distribution d'électricité, prière de renseignés toutes les questions liées à Frais d'abonnement au réseau de distribution d'électricité.</w:t>
             </w:r>
           </w:p>
         </w:tc>
@@ -6844,7 +7924,7 @@
                 <w:color w:val="16A34A"/>
                 <w:sz w:val="16"/>
               </w:rPr>
-              <w:t>—</w:t>
+              <w:t>s01q25, s01q29, s01q30, s04q46, s01q00b</w:t>
             </w:r>
           </w:p>
         </w:tc>
@@ -6875,7 +7955,7 @@
                 <w:i w:val="0"/>
                 <w:sz w:val="17"/>
               </w:rPr>
-              <w:t>Prière de corriger ou de confirmer avec le QG.</w:t>
+              <w:t>Il manque des informations non renseignées de Frais de connexion au réseau de distribution d'électricité, prière de renseignés toutes les questions liées à Frais de connexion au réseau de distribution d'électricité.</w:t>
             </w:r>
           </w:p>
         </w:tc>
@@ -6934,7 +8014,7 @@
                 <w:color w:val="16A34A"/>
                 <w:sz w:val="16"/>
               </w:rPr>
-              <w:t>—</w:t>
+              <w:t>s01q25, s01q29, s01q30, s04q46, s01q00b</w:t>
             </w:r>
           </w:p>
         </w:tc>
@@ -6965,7 +8045,7 @@
                 <w:i w:val="0"/>
                 <w:sz w:val="17"/>
               </w:rPr>
-              <w:t>Attention ! La dépense du ménage de Cheikh Sadabiw Drame (1000 Fcfa) au cours de 12 derniers mois de Articles de sport et de détente: ballon, jeu ludo, poids (pétanque), jeu de carte, jouets pour enfants, jeux vidéo, petits instruments de musique, etc est relativement élevé.</w:t>
+              <w:t>Il manque des informations non renseignées de Main-d'oeuvre pour la construction et les grosses réparation de logement (maçonnerie, toiture et charpente, électricité, plomberie, menuiserie, peinture et revêtement du sol), etc, prière de renseignés toutes les questions liées à Main-d'oeuvre pour la construction et les grosses réparation de logement (maçonnerie, toiture et charpente, électricité, plomberie, menuiserie, peinture et revêtement du sol), etc.</w:t>
             </w:r>
           </w:p>
         </w:tc>
@@ -7024,7 +8104,7 @@
                 <w:color w:val="16A34A"/>
                 <w:sz w:val="16"/>
               </w:rPr>
-              <w:t>—</w:t>
+              <w:t>s09Aq07</w:t>
             </w:r>
           </w:p>
         </w:tc>
@@ -7040,7 +8120,7 @@
                 <w:color w:val="64748B"/>
                 <w:sz w:val="16"/>
               </w:rPr>
-              <w:t>GT-CQ</w:t>
+              <w:t>Natif SuSo</w:t>
             </w:r>
           </w:p>
         </w:tc>
@@ -7055,7 +8135,7 @@
                 <w:i w:val="0"/>
                 <w:sz w:val="17"/>
               </w:rPr>
-              <w:t>Prière de corriger ou de confirmer avec le QG.</w:t>
+              <w:t>Erreur. La somme de toutes les dépenses (9A.03+9A.04+9A.05+9A.06+9A.06) doit être supérieur à 0.</w:t>
             </w:r>
           </w:p>
         </w:tc>
@@ -7114,7 +8194,7 @@
                 <w:color w:val="16A34A"/>
                 <w:sz w:val="16"/>
               </w:rPr>
-              <w:t>—</w:t>
+              <w:t>s09Aq04</w:t>
             </w:r>
           </w:p>
         </w:tc>
@@ -7130,7 +8210,7 @@
                 <w:color w:val="64748B"/>
                 <w:sz w:val="16"/>
               </w:rPr>
-              <w:t>GT-CQ</w:t>
+              <w:t>Natif SuSo</w:t>
             </w:r>
           </w:p>
         </w:tc>
@@ -7145,7 +8225,7 @@
                 <w:i w:val="0"/>
                 <w:sz w:val="17"/>
               </w:rPr>
-              <w:t>Attention ! La dépense du ménage de Cheikh Sadabiw Drame (10000 Fcfa) au cours de 12 derniers mois de Meubles de salon et de salle à manger (fauteuils, table, chaises, armoires, etc.</w:t>
+              <w:t>Le montant renseigné ne s’apparente pas à un montant en %monnaie% car n’est pas un multiple de 5. Veuillez vérifier.</w:t>
             </w:r>
           </w:p>
         </w:tc>
@@ -7178,7 +8258,7 @@
                 <w:i w:val="0"/>
                 <w:sz w:val="16"/>
               </w:rPr>
-              <w:t>S09</w:t>
+              <w:t>S11</w:t>
               <w:br/>
             </w:r>
             <w:r>
@@ -7188,7 +8268,7 @@
                 <w:color w:val="64748B"/>
                 <w:sz w:val="14"/>
               </w:rPr>
-              <w:t>Dépenses non alimentaires</w:t>
+              <w:t>Logement / cadre de vie</w:t>
             </w:r>
           </w:p>
         </w:tc>
@@ -7204,7 +8284,7 @@
                 <w:color w:val="16A34A"/>
                 <w:sz w:val="16"/>
               </w:rPr>
-              <w:t>—</w:t>
+              <w:t>s01q23, s01q00b, s01q23_autre</w:t>
             </w:r>
           </w:p>
         </w:tc>
@@ -7235,7 +8315,7 @@
                 <w:i w:val="0"/>
                 <w:sz w:val="17"/>
               </w:rPr>
-              <w:t>) est relativement élevé.</w:t>
+              <w:t>En cas de coupure de courant du réseau, la source d’énergie que le ménage utilise est lampe torche portabe et semble exister dans les modalités, prière de prendre attache avec le QG pour plus d'explication afin de la classer bien.</w:t>
             </w:r>
           </w:p>
         </w:tc>
@@ -7268,7 +8348,7 @@
                 <w:i w:val="0"/>
                 <w:sz w:val="16"/>
               </w:rPr>
-              <w:t>S09</w:t>
+              <w:t>S11</w:t>
               <w:br/>
             </w:r>
             <w:r>
@@ -7278,7 +8358,7 @@
                 <w:color w:val="64748B"/>
                 <w:sz w:val="14"/>
               </w:rPr>
-              <w:t>Dépenses non alimentaires</w:t>
+              <w:t>Logement / cadre de vie</w:t>
             </w:r>
           </w:p>
         </w:tc>
@@ -7325,7 +8405,7 @@
                 <w:i w:val="0"/>
                 <w:sz w:val="17"/>
               </w:rPr>
-              <w:t>Il manque des informations non renseignées de Meubles de salon et de salle à manger (fauteuils, table, chaises, armoires, etc.</w:t>
+              <w:t>Attention!!! Les ménages vivants dans un(e) Maison Basse à DAKAR Urbain ont généralement comme principal matériau du toit le/la Dalle en ciment, mais celui du ménage de Cheikh Sadabiw Drame (Tuile) diffère de celui-ci.</w:t>
             </w:r>
           </w:p>
         </w:tc>
@@ -7358,7 +8438,7 @@
                 <w:i w:val="0"/>
                 <w:sz w:val="16"/>
               </w:rPr>
-              <w:t>S09</w:t>
+              <w:t>S11</w:t>
               <w:br/>
             </w:r>
             <w:r>
@@ -7368,7 +8448,7 @@
                 <w:color w:val="64748B"/>
                 <w:sz w:val="14"/>
               </w:rPr>
-              <w:t>Dépenses non alimentaires</w:t>
+              <w:t>Logement / cadre de vie</w:t>
             </w:r>
           </w:p>
         </w:tc>
@@ -7384,7 +8464,7 @@
                 <w:color w:val="16A34A"/>
                 <w:sz w:val="16"/>
               </w:rPr>
-              <w:t>s01q25, s01q29, s01q30, s04q46, s01q00b</w:t>
+              <w:t>—</w:t>
             </w:r>
           </w:p>
         </w:tc>
@@ -7415,7 +8495,7 @@
                 <w:i w:val="0"/>
                 <w:sz w:val="17"/>
               </w:rPr>
-              <w:t>), prière de renseignés toutes les questions liées à Meubles de salon et de salle à manger (fauteuils, table, chaises, armoires, etc. ).</w:t>
+              <w:t>Prière de vérifier pour être sûr que vous avez choisi les bonnes modalités des questions 11.01 et 11.19.</w:t>
             </w:r>
           </w:p>
         </w:tc>
@@ -7448,7 +8528,7 @@
                 <w:i w:val="0"/>
                 <w:sz w:val="16"/>
               </w:rPr>
-              <w:t>S09</w:t>
+              <w:t>S11</w:t>
               <w:br/>
             </w:r>
             <w:r>
@@ -7458,7 +8538,7 @@
                 <w:color w:val="64748B"/>
                 <w:sz w:val="14"/>
               </w:rPr>
-              <w:t>Dépenses non alimentaires</w:t>
+              <w:t>Logement / cadre de vie</w:t>
             </w:r>
           </w:p>
         </w:tc>
@@ -7505,7 +8585,7 @@
                 <w:i w:val="0"/>
                 <w:sz w:val="17"/>
               </w:rPr>
-              <w:t>Attention ! La dépense du ménage de Cheikh Sadabiw Drame (10000 Fcfa) au cours de 12 derniers mois de Réparation de meubles (fauteuils, chaises, lits, armoires, etc.</w:t>
+              <w:t>Merci de ne pas corriger si vous êtes sûr de celui donné par le ménage et observé par vous.</w:t>
             </w:r>
           </w:p>
         </w:tc>
@@ -7538,7 +8618,7 @@
                 <w:i w:val="0"/>
                 <w:sz w:val="16"/>
               </w:rPr>
-              <w:t>S09</w:t>
+              <w:t>S12</w:t>
               <w:br/>
             </w:r>
             <w:r>
@@ -7548,7 +8628,7 @@
                 <w:color w:val="64748B"/>
                 <w:sz w:val="14"/>
               </w:rPr>
-              <w:t>Dépenses non alimentaires</w:t>
+              <w:t>Avoirs / biens durables</w:t>
             </w:r>
           </w:p>
         </w:tc>
@@ -7564,7 +8644,7 @@
                 <w:color w:val="16A34A"/>
                 <w:sz w:val="16"/>
               </w:rPr>
-              <w:t>—</w:t>
+              <w:t>s01q25, s01q29, s01q30, s04q46, s01q00b</w:t>
             </w:r>
           </w:p>
         </w:tc>
@@ -7595,1357 +8675,7 @@
                 <w:i w:val="0"/>
                 <w:sz w:val="17"/>
               </w:rPr>
-              <w:t>Attention ! La dépense du ménage de Cheikh Sadabiw Drame (50000 Fcfa) au cours de 12 derniers mois de Achat d'un téléphone portable est relativement élevé.</w:t>
-            </w:r>
-          </w:p>
-        </w:tc>
-      </w:tr>
-      <w:tr>
-        <w:tc>
-          <w:tcPr>
-            <w:tcW w:type="dxa" w:w="964"/>
-          </w:tcPr>
-          <w:p>
-            <w:r>
-              <w:rPr>
-                <w:b/>
-                <w:i w:val="0"/>
-                <w:color w:val="EA580C"/>
-                <w:sz w:val="16"/>
-              </w:rPr>
-              <w:t>Moyenne</w:t>
-            </w:r>
-          </w:p>
-        </w:tc>
-        <w:tc>
-          <w:tcPr>
-            <w:tcW w:type="dxa" w:w="1247"/>
-          </w:tcPr>
-          <w:p>
-            <w:r>
-              <w:rPr>
-                <w:b/>
-                <w:i w:val="0"/>
-                <w:sz w:val="16"/>
-              </w:rPr>
-              <w:t>S09</w:t>
-              <w:br/>
-            </w:r>
-            <w:r>
-              <w:rPr>
-                <w:b w:val="0"/>
-                <w:i w:val="0"/>
-                <w:color w:val="64748B"/>
-                <w:sz w:val="14"/>
-              </w:rPr>
-              <w:t>Dépenses non alimentaires</w:t>
-            </w:r>
-          </w:p>
-        </w:tc>
-        <w:tc>
-          <w:tcPr>
-            <w:tcW w:type="dxa" w:w="1531"/>
-          </w:tcPr>
-          <w:p>
-            <w:r>
-              <w:rPr>
-                <w:b/>
-                <w:i w:val="0"/>
-                <w:color w:val="16A34A"/>
-                <w:sz w:val="16"/>
-              </w:rPr>
-              <w:t>s01q25, s01q29, s01q30, s04q46, s01q00b</w:t>
-            </w:r>
-          </w:p>
-        </w:tc>
-        <w:tc>
-          <w:tcPr>
-            <w:tcW w:type="dxa" w:w="1191"/>
-          </w:tcPr>
-          <w:p>
-            <w:r>
-              <w:rPr>
-                <w:b w:val="0"/>
-                <w:i w:val="0"/>
-                <w:color w:val="64748B"/>
-                <w:sz w:val="16"/>
-              </w:rPr>
-              <w:t>GT-CQ</w:t>
-            </w:r>
-          </w:p>
-        </w:tc>
-        <w:tc>
-          <w:tcPr>
-            <w:tcW w:type="dxa" w:w="4706"/>
-          </w:tcPr>
-          <w:p>
-            <w:r>
-              <w:rPr>
-                <w:b w:val="0"/>
-                <w:i w:val="0"/>
-                <w:sz w:val="17"/>
-              </w:rPr>
-              <w:t>Il manque des informations non renseignées de Achat d'un téléphone portable, prière de renseignés toutes les questions liées à Achat d'un téléphone portable.</w:t>
-            </w:r>
-          </w:p>
-        </w:tc>
-      </w:tr>
-      <w:tr>
-        <w:tc>
-          <w:tcPr>
-            <w:tcW w:type="dxa" w:w="964"/>
-          </w:tcPr>
-          <w:p>
-            <w:r>
-              <w:rPr>
-                <w:b/>
-                <w:i w:val="0"/>
-                <w:color w:val="EA580C"/>
-                <w:sz w:val="16"/>
-              </w:rPr>
-              <w:t>Moyenne</w:t>
-            </w:r>
-          </w:p>
-        </w:tc>
-        <w:tc>
-          <w:tcPr>
-            <w:tcW w:type="dxa" w:w="1247"/>
-          </w:tcPr>
-          <w:p>
-            <w:r>
-              <w:rPr>
-                <w:b/>
-                <w:i w:val="0"/>
-                <w:sz w:val="16"/>
-              </w:rPr>
-              <w:t>S09</w:t>
-              <w:br/>
-            </w:r>
-            <w:r>
-              <w:rPr>
-                <w:b w:val="0"/>
-                <w:i w:val="0"/>
-                <w:color w:val="64748B"/>
-                <w:sz w:val="14"/>
-              </w:rPr>
-              <w:t>Dépenses non alimentaires</w:t>
-            </w:r>
-          </w:p>
-        </w:tc>
-        <w:tc>
-          <w:tcPr>
-            <w:tcW w:type="dxa" w:w="1531"/>
-          </w:tcPr>
-          <w:p>
-            <w:r>
-              <w:rPr>
-                <w:b/>
-                <w:i w:val="0"/>
-                <w:color w:val="16A34A"/>
-                <w:sz w:val="16"/>
-              </w:rPr>
-              <w:t>—</w:t>
-            </w:r>
-          </w:p>
-        </w:tc>
-        <w:tc>
-          <w:tcPr>
-            <w:tcW w:type="dxa" w:w="1191"/>
-          </w:tcPr>
-          <w:p>
-            <w:r>
-              <w:rPr>
-                <w:b w:val="0"/>
-                <w:i w:val="0"/>
-                <w:color w:val="64748B"/>
-                <w:sz w:val="16"/>
-              </w:rPr>
-              <w:t>GT-CQ</w:t>
-            </w:r>
-          </w:p>
-        </w:tc>
-        <w:tc>
-          <w:tcPr>
-            <w:tcW w:type="dxa" w:w="4706"/>
-          </w:tcPr>
-          <w:p>
-            <w:r>
-              <w:rPr>
-                <w:b w:val="0"/>
-                <w:i w:val="0"/>
-                <w:sz w:val="17"/>
-              </w:rPr>
-              <w:t>Attention ! La dépense du ménage de Cheikh Sadabiw Drame (7000 Fcfa) au cours de 12 derniers mois de Achat d’accessoires numériques (casque audio, écouteurs, haut-parleurs Bluetooth, etc.) pour usage personnel est relativement élevé.</w:t>
-            </w:r>
-          </w:p>
-        </w:tc>
-      </w:tr>
-      <w:tr>
-        <w:tc>
-          <w:tcPr>
-            <w:tcW w:type="dxa" w:w="964"/>
-          </w:tcPr>
-          <w:p>
-            <w:r>
-              <w:rPr>
-                <w:b/>
-                <w:i w:val="0"/>
-                <w:color w:val="EA580C"/>
-                <w:sz w:val="16"/>
-              </w:rPr>
-              <w:t>Moyenne</w:t>
-            </w:r>
-          </w:p>
-        </w:tc>
-        <w:tc>
-          <w:tcPr>
-            <w:tcW w:type="dxa" w:w="1247"/>
-          </w:tcPr>
-          <w:p>
-            <w:r>
-              <w:rPr>
-                <w:b/>
-                <w:i w:val="0"/>
-                <w:sz w:val="16"/>
-              </w:rPr>
-              <w:t>S09</w:t>
-              <w:br/>
-            </w:r>
-            <w:r>
-              <w:rPr>
-                <w:b w:val="0"/>
-                <w:i w:val="0"/>
-                <w:color w:val="64748B"/>
-                <w:sz w:val="14"/>
-              </w:rPr>
-              <w:t>Dépenses non alimentaires</w:t>
-            </w:r>
-          </w:p>
-        </w:tc>
-        <w:tc>
-          <w:tcPr>
-            <w:tcW w:type="dxa" w:w="1531"/>
-          </w:tcPr>
-          <w:p>
-            <w:r>
-              <w:rPr>
-                <w:b/>
-                <w:i w:val="0"/>
-                <w:color w:val="16A34A"/>
-                <w:sz w:val="16"/>
-              </w:rPr>
-              <w:t>s01q25, s01q29, s01q30, s04q46, s01q00b</w:t>
-            </w:r>
-          </w:p>
-        </w:tc>
-        <w:tc>
-          <w:tcPr>
-            <w:tcW w:type="dxa" w:w="1191"/>
-          </w:tcPr>
-          <w:p>
-            <w:r>
-              <w:rPr>
-                <w:b w:val="0"/>
-                <w:i w:val="0"/>
-                <w:color w:val="64748B"/>
-                <w:sz w:val="16"/>
-              </w:rPr>
-              <w:t>GT-CQ</w:t>
-            </w:r>
-          </w:p>
-        </w:tc>
-        <w:tc>
-          <w:tcPr>
-            <w:tcW w:type="dxa" w:w="4706"/>
-          </w:tcPr>
-          <w:p>
-            <w:r>
-              <w:rPr>
-                <w:b w:val="0"/>
-                <w:i w:val="0"/>
-                <w:sz w:val="17"/>
-              </w:rPr>
-              <w:t>Il manque des informations non renseignées de Achat d'un appareil électro-ménager: frigo, climatiseurs, réchaud, four, cuisinière, lave-linge, chauffe-eau, fer à repasser, etc, prière de renseignés toutes les questions liées à Achat d'un appareil électro-ménager: frigo, climatiseurs, réchaud, four, cuisinière, lave-linge, chauffe-eau, fer à repasser, etc.</w:t>
-            </w:r>
-          </w:p>
-        </w:tc>
-      </w:tr>
-      <w:tr>
-        <w:tc>
-          <w:tcPr>
-            <w:tcW w:type="dxa" w:w="964"/>
-          </w:tcPr>
-          <w:p>
-            <w:r>
-              <w:rPr>
-                <w:b/>
-                <w:i w:val="0"/>
-                <w:color w:val="EA580C"/>
-                <w:sz w:val="16"/>
-              </w:rPr>
-              <w:t>Moyenne</w:t>
-            </w:r>
-          </w:p>
-        </w:tc>
-        <w:tc>
-          <w:tcPr>
-            <w:tcW w:type="dxa" w:w="1247"/>
-          </w:tcPr>
-          <w:p>
-            <w:r>
-              <w:rPr>
-                <w:b/>
-                <w:i w:val="0"/>
-                <w:sz w:val="16"/>
-              </w:rPr>
-              <w:t>S09</w:t>
-              <w:br/>
-            </w:r>
-            <w:r>
-              <w:rPr>
-                <w:b w:val="0"/>
-                <w:i w:val="0"/>
-                <w:color w:val="64748B"/>
-                <w:sz w:val="14"/>
-              </w:rPr>
-              <w:t>Dépenses non alimentaires</w:t>
-            </w:r>
-          </w:p>
-        </w:tc>
-        <w:tc>
-          <w:tcPr>
-            <w:tcW w:type="dxa" w:w="1531"/>
-          </w:tcPr>
-          <w:p>
-            <w:r>
-              <w:rPr>
-                <w:b/>
-                <w:i w:val="0"/>
-                <w:color w:val="16A34A"/>
-                <w:sz w:val="16"/>
-              </w:rPr>
-              <w:t>s01q25, s01q29, s01q30, s04q46, s01q00b</w:t>
-            </w:r>
-          </w:p>
-        </w:tc>
-        <w:tc>
-          <w:tcPr>
-            <w:tcW w:type="dxa" w:w="1191"/>
-          </w:tcPr>
-          <w:p>
-            <w:r>
-              <w:rPr>
-                <w:b w:val="0"/>
-                <w:i w:val="0"/>
-                <w:color w:val="64748B"/>
-                <w:sz w:val="16"/>
-              </w:rPr>
-              <w:t>GT-CQ</w:t>
-            </w:r>
-          </w:p>
-        </w:tc>
-        <w:tc>
-          <w:tcPr>
-            <w:tcW w:type="dxa" w:w="4706"/>
-          </w:tcPr>
-          <w:p>
-            <w:r>
-              <w:rPr>
-                <w:b w:val="0"/>
-                <w:i w:val="0"/>
-                <w:sz w:val="17"/>
-              </w:rPr>
-              <w:t>Il manque des informations non renseignées de Autres matériaux pour construction ou grosses réparations logement: tôles, bois de charpente, planches, lattes, contre-plaqués, matériaux d'électricité, matériaux de plomberie, matériaux de peinture, carreaux, tapis et revêtement du sol, etc, prière de renseignés toutes les questions liées à Autres matériaux pour construction ou grosses réparations logement: tôles, bois de charpente, planches, lattes, contre-plaqués, matériaux d'électricité, matériaux de plomberie, matériaux de peinture, carreaux, tapis et revêtement du sol, etc.</w:t>
-            </w:r>
-          </w:p>
-        </w:tc>
-      </w:tr>
-      <w:tr>
-        <w:tc>
-          <w:tcPr>
-            <w:tcW w:type="dxa" w:w="964"/>
-          </w:tcPr>
-          <w:p>
-            <w:r>
-              <w:rPr>
-                <w:b/>
-                <w:i w:val="0"/>
-                <w:color w:val="EA580C"/>
-                <w:sz w:val="16"/>
-              </w:rPr>
-              <w:t>Moyenne</w:t>
-            </w:r>
-          </w:p>
-        </w:tc>
-        <w:tc>
-          <w:tcPr>
-            <w:tcW w:type="dxa" w:w="1247"/>
-          </w:tcPr>
-          <w:p>
-            <w:r>
-              <w:rPr>
-                <w:b/>
-                <w:i w:val="0"/>
-                <w:sz w:val="16"/>
-              </w:rPr>
-              <w:t>S09</w:t>
-              <w:br/>
-            </w:r>
-            <w:r>
-              <w:rPr>
-                <w:b w:val="0"/>
-                <w:i w:val="0"/>
-                <w:color w:val="64748B"/>
-                <w:sz w:val="14"/>
-              </w:rPr>
-              <w:t>Dépenses non alimentaires</w:t>
-            </w:r>
-          </w:p>
-        </w:tc>
-        <w:tc>
-          <w:tcPr>
-            <w:tcW w:type="dxa" w:w="1531"/>
-          </w:tcPr>
-          <w:p>
-            <w:r>
-              <w:rPr>
-                <w:b/>
-                <w:i w:val="0"/>
-                <w:color w:val="16A34A"/>
-                <w:sz w:val="16"/>
-              </w:rPr>
-              <w:t>s01q25, s01q29, s01q30, s04q46, s01q00b</w:t>
-            </w:r>
-          </w:p>
-        </w:tc>
-        <w:tc>
-          <w:tcPr>
-            <w:tcW w:type="dxa" w:w="1191"/>
-          </w:tcPr>
-          <w:p>
-            <w:r>
-              <w:rPr>
-                <w:b w:val="0"/>
-                <w:i w:val="0"/>
-                <w:color w:val="64748B"/>
-                <w:sz w:val="16"/>
-              </w:rPr>
-              <w:t>GT-CQ</w:t>
-            </w:r>
-          </w:p>
-        </w:tc>
-        <w:tc>
-          <w:tcPr>
-            <w:tcW w:type="dxa" w:w="4706"/>
-          </w:tcPr>
-          <w:p>
-            <w:r>
-              <w:rPr>
-                <w:b w:val="0"/>
-                <w:i w:val="0"/>
-                <w:sz w:val="17"/>
-              </w:rPr>
-              <w:t>Il manque des informations non renseignées de Frais d'abonnement au réseau de distribution d'électricité, prière de renseignés toutes les questions liées à Frais d'abonnement au réseau de distribution d'électricité.</w:t>
-            </w:r>
-          </w:p>
-        </w:tc>
-      </w:tr>
-      <w:tr>
-        <w:tc>
-          <w:tcPr>
-            <w:tcW w:type="dxa" w:w="964"/>
-          </w:tcPr>
-          <w:p>
-            <w:r>
-              <w:rPr>
-                <w:b/>
-                <w:i w:val="0"/>
-                <w:color w:val="EA580C"/>
-                <w:sz w:val="16"/>
-              </w:rPr>
-              <w:t>Moyenne</w:t>
-            </w:r>
-          </w:p>
-        </w:tc>
-        <w:tc>
-          <w:tcPr>
-            <w:tcW w:type="dxa" w:w="1247"/>
-          </w:tcPr>
-          <w:p>
-            <w:r>
-              <w:rPr>
-                <w:b/>
-                <w:i w:val="0"/>
-                <w:sz w:val="16"/>
-              </w:rPr>
-              <w:t>S09</w:t>
-              <w:br/>
-            </w:r>
-            <w:r>
-              <w:rPr>
-                <w:b w:val="0"/>
-                <w:i w:val="0"/>
-                <w:color w:val="64748B"/>
-                <w:sz w:val="14"/>
-              </w:rPr>
-              <w:t>Dépenses non alimentaires</w:t>
-            </w:r>
-          </w:p>
-        </w:tc>
-        <w:tc>
-          <w:tcPr>
-            <w:tcW w:type="dxa" w:w="1531"/>
-          </w:tcPr>
-          <w:p>
-            <w:r>
-              <w:rPr>
-                <w:b/>
-                <w:i w:val="0"/>
-                <w:color w:val="16A34A"/>
-                <w:sz w:val="16"/>
-              </w:rPr>
-              <w:t>s01q25, s01q29, s01q30, s04q46, s01q00b</w:t>
-            </w:r>
-          </w:p>
-        </w:tc>
-        <w:tc>
-          <w:tcPr>
-            <w:tcW w:type="dxa" w:w="1191"/>
-          </w:tcPr>
-          <w:p>
-            <w:r>
-              <w:rPr>
-                <w:b w:val="0"/>
-                <w:i w:val="0"/>
-                <w:color w:val="64748B"/>
-                <w:sz w:val="16"/>
-              </w:rPr>
-              <w:t>GT-CQ</w:t>
-            </w:r>
-          </w:p>
-        </w:tc>
-        <w:tc>
-          <w:tcPr>
-            <w:tcW w:type="dxa" w:w="4706"/>
-          </w:tcPr>
-          <w:p>
-            <w:r>
-              <w:rPr>
-                <w:b w:val="0"/>
-                <w:i w:val="0"/>
-                <w:sz w:val="17"/>
-              </w:rPr>
-              <w:t>Il manque des informations non renseignées de Frais de connexion au réseau de distribution d'électricité, prière de renseignés toutes les questions liées à Frais de connexion au réseau de distribution d'électricité.</w:t>
-            </w:r>
-          </w:p>
-        </w:tc>
-      </w:tr>
-      <w:tr>
-        <w:tc>
-          <w:tcPr>
-            <w:tcW w:type="dxa" w:w="964"/>
-          </w:tcPr>
-          <w:p>
-            <w:r>
-              <w:rPr>
-                <w:b/>
-                <w:i w:val="0"/>
-                <w:color w:val="EA580C"/>
-                <w:sz w:val="16"/>
-              </w:rPr>
-              <w:t>Moyenne</w:t>
-            </w:r>
-          </w:p>
-        </w:tc>
-        <w:tc>
-          <w:tcPr>
-            <w:tcW w:type="dxa" w:w="1247"/>
-          </w:tcPr>
-          <w:p>
-            <w:r>
-              <w:rPr>
-                <w:b/>
-                <w:i w:val="0"/>
-                <w:sz w:val="16"/>
-              </w:rPr>
-              <w:t>S09</w:t>
-              <w:br/>
-            </w:r>
-            <w:r>
-              <w:rPr>
-                <w:b w:val="0"/>
-                <w:i w:val="0"/>
-                <w:color w:val="64748B"/>
-                <w:sz w:val="14"/>
-              </w:rPr>
-              <w:t>Dépenses non alimentaires</w:t>
-            </w:r>
-          </w:p>
-        </w:tc>
-        <w:tc>
-          <w:tcPr>
-            <w:tcW w:type="dxa" w:w="1531"/>
-          </w:tcPr>
-          <w:p>
-            <w:r>
-              <w:rPr>
-                <w:b/>
-                <w:i w:val="0"/>
-                <w:color w:val="16A34A"/>
-                <w:sz w:val="16"/>
-              </w:rPr>
-              <w:t>s01q25, s01q29, s01q30, s04q46, s01q00b</w:t>
-            </w:r>
-          </w:p>
-        </w:tc>
-        <w:tc>
-          <w:tcPr>
-            <w:tcW w:type="dxa" w:w="1191"/>
-          </w:tcPr>
-          <w:p>
-            <w:r>
-              <w:rPr>
-                <w:b w:val="0"/>
-                <w:i w:val="0"/>
-                <w:color w:val="64748B"/>
-                <w:sz w:val="16"/>
-              </w:rPr>
-              <w:t>GT-CQ</w:t>
-            </w:r>
-          </w:p>
-        </w:tc>
-        <w:tc>
-          <w:tcPr>
-            <w:tcW w:type="dxa" w:w="4706"/>
-          </w:tcPr>
-          <w:p>
-            <w:r>
-              <w:rPr>
-                <w:b w:val="0"/>
-                <w:i w:val="0"/>
-                <w:sz w:val="17"/>
-              </w:rPr>
-              <w:t>Il manque des informations non renseignées de Main-d'oeuvre pour la construction et les grosses réparation de logement (maçonnerie, toiture et charpente, électricité, plomberie, menuiserie, peinture et revêtement du sol), etc, prière de renseignés toutes les questions liées à Main-d'oeuvre pour la construction et les grosses réparation de logement (maçonnerie, toiture et charpente, électricité, plomberie, menuiserie, peinture et revêtement du sol), etc.</w:t>
-            </w:r>
-          </w:p>
-        </w:tc>
-      </w:tr>
-      <w:tr>
-        <w:tc>
-          <w:tcPr>
-            <w:tcW w:type="dxa" w:w="964"/>
-          </w:tcPr>
-          <w:p>
-            <w:r>
-              <w:rPr>
-                <w:b/>
-                <w:i w:val="0"/>
-                <w:color w:val="EA580C"/>
-                <w:sz w:val="16"/>
-              </w:rPr>
-              <w:t>Moyenne</w:t>
-            </w:r>
-          </w:p>
-        </w:tc>
-        <w:tc>
-          <w:tcPr>
-            <w:tcW w:type="dxa" w:w="1247"/>
-          </w:tcPr>
-          <w:p>
-            <w:r>
-              <w:rPr>
-                <w:b/>
-                <w:i w:val="0"/>
-                <w:sz w:val="16"/>
-              </w:rPr>
-              <w:t>S09</w:t>
-              <w:br/>
-            </w:r>
-            <w:r>
-              <w:rPr>
-                <w:b w:val="0"/>
-                <w:i w:val="0"/>
-                <w:color w:val="64748B"/>
-                <w:sz w:val="14"/>
-              </w:rPr>
-              <w:t>Dépenses non alimentaires</w:t>
-            </w:r>
-          </w:p>
-        </w:tc>
-        <w:tc>
-          <w:tcPr>
-            <w:tcW w:type="dxa" w:w="1531"/>
-          </w:tcPr>
-          <w:p>
-            <w:r>
-              <w:rPr>
-                <w:b/>
-                <w:i w:val="0"/>
-                <w:color w:val="16A34A"/>
-                <w:sz w:val="16"/>
-              </w:rPr>
-              <w:t>s09Aq07</w:t>
-            </w:r>
-          </w:p>
-        </w:tc>
-        <w:tc>
-          <w:tcPr>
-            <w:tcW w:type="dxa" w:w="1191"/>
-          </w:tcPr>
-          <w:p>
-            <w:r>
-              <w:rPr>
-                <w:b w:val="0"/>
-                <w:i w:val="0"/>
-                <w:color w:val="64748B"/>
-                <w:sz w:val="16"/>
-              </w:rPr>
-              <w:t>Natif SuSo</w:t>
-            </w:r>
-          </w:p>
-        </w:tc>
-        <w:tc>
-          <w:tcPr>
-            <w:tcW w:type="dxa" w:w="4706"/>
-          </w:tcPr>
-          <w:p>
-            <w:r>
-              <w:rPr>
-                <w:b w:val="0"/>
-                <w:i w:val="0"/>
-                <w:sz w:val="17"/>
-              </w:rPr>
-              <w:t>Erreur. La somme de toutes les dépenses (9A.03+9A.04+9A.05+9A.06+9A.06) doit être supérieur à 0.</w:t>
-            </w:r>
-          </w:p>
-        </w:tc>
-      </w:tr>
-      <w:tr>
-        <w:tc>
-          <w:tcPr>
-            <w:tcW w:type="dxa" w:w="964"/>
-          </w:tcPr>
-          <w:p>
-            <w:r>
-              <w:rPr>
-                <w:b/>
-                <w:i w:val="0"/>
-                <w:color w:val="EA580C"/>
-                <w:sz w:val="16"/>
-              </w:rPr>
-              <w:t>Moyenne</w:t>
-            </w:r>
-          </w:p>
-        </w:tc>
-        <w:tc>
-          <w:tcPr>
-            <w:tcW w:type="dxa" w:w="1247"/>
-          </w:tcPr>
-          <w:p>
-            <w:r>
-              <w:rPr>
-                <w:b/>
-                <w:i w:val="0"/>
-                <w:sz w:val="16"/>
-              </w:rPr>
-              <w:t>S09</w:t>
-              <w:br/>
-            </w:r>
-            <w:r>
-              <w:rPr>
-                <w:b w:val="0"/>
-                <w:i w:val="0"/>
-                <w:color w:val="64748B"/>
-                <w:sz w:val="14"/>
-              </w:rPr>
-              <w:t>Dépenses non alimentaires</w:t>
-            </w:r>
-          </w:p>
-        </w:tc>
-        <w:tc>
-          <w:tcPr>
-            <w:tcW w:type="dxa" w:w="1531"/>
-          </w:tcPr>
-          <w:p>
-            <w:r>
-              <w:rPr>
-                <w:b/>
-                <w:i w:val="0"/>
-                <w:color w:val="16A34A"/>
-                <w:sz w:val="16"/>
-              </w:rPr>
-              <w:t>s09Aq04</w:t>
-            </w:r>
-          </w:p>
-        </w:tc>
-        <w:tc>
-          <w:tcPr>
-            <w:tcW w:type="dxa" w:w="1191"/>
-          </w:tcPr>
-          <w:p>
-            <w:r>
-              <w:rPr>
-                <w:b w:val="0"/>
-                <w:i w:val="0"/>
-                <w:color w:val="64748B"/>
-                <w:sz w:val="16"/>
-              </w:rPr>
-              <w:t>Natif SuSo</w:t>
-            </w:r>
-          </w:p>
-        </w:tc>
-        <w:tc>
-          <w:tcPr>
-            <w:tcW w:type="dxa" w:w="4706"/>
-          </w:tcPr>
-          <w:p>
-            <w:r>
-              <w:rPr>
-                <w:b w:val="0"/>
-                <w:i w:val="0"/>
-                <w:sz w:val="17"/>
-              </w:rPr>
-              <w:t>Le montant renseigné ne s’apparente pas à un montant en %monnaie% car n’est pas un multiple de 5. Veuillez vérifier.</w:t>
-            </w:r>
-          </w:p>
-        </w:tc>
-      </w:tr>
-      <w:tr>
-        <w:tc>
-          <w:tcPr>
-            <w:tcW w:type="dxa" w:w="964"/>
-          </w:tcPr>
-          <w:p>
-            <w:r>
-              <w:rPr>
-                <w:b/>
-                <w:i w:val="0"/>
-                <w:color w:val="EA580C"/>
-                <w:sz w:val="16"/>
-              </w:rPr>
-              <w:t>Moyenne</w:t>
-            </w:r>
-          </w:p>
-        </w:tc>
-        <w:tc>
-          <w:tcPr>
-            <w:tcW w:type="dxa" w:w="1247"/>
-          </w:tcPr>
-          <w:p>
-            <w:r>
-              <w:rPr>
-                <w:b/>
-                <w:i w:val="0"/>
-                <w:sz w:val="16"/>
-              </w:rPr>
-              <w:t>S11</w:t>
-              <w:br/>
-            </w:r>
-            <w:r>
-              <w:rPr>
-                <w:b w:val="0"/>
-                <w:i w:val="0"/>
-                <w:color w:val="64748B"/>
-                <w:sz w:val="14"/>
-              </w:rPr>
-              <w:t>Logement / cadre de vie</w:t>
-            </w:r>
-          </w:p>
-        </w:tc>
-        <w:tc>
-          <w:tcPr>
-            <w:tcW w:type="dxa" w:w="1531"/>
-          </w:tcPr>
-          <w:p>
-            <w:r>
-              <w:rPr>
-                <w:b/>
-                <w:i w:val="0"/>
-                <w:color w:val="16A34A"/>
-                <w:sz w:val="16"/>
-              </w:rPr>
-              <w:t>s01q23, s01q00b, s01q23_autre</w:t>
-            </w:r>
-          </w:p>
-        </w:tc>
-        <w:tc>
-          <w:tcPr>
-            <w:tcW w:type="dxa" w:w="1191"/>
-          </w:tcPr>
-          <w:p>
-            <w:r>
-              <w:rPr>
-                <w:b w:val="0"/>
-                <w:i w:val="0"/>
-                <w:color w:val="64748B"/>
-                <w:sz w:val="16"/>
-              </w:rPr>
-              <w:t>GT-CQ</w:t>
-            </w:r>
-          </w:p>
-        </w:tc>
-        <w:tc>
-          <w:tcPr>
-            <w:tcW w:type="dxa" w:w="4706"/>
-          </w:tcPr>
-          <w:p>
-            <w:r>
-              <w:rPr>
-                <w:b w:val="0"/>
-                <w:i w:val="0"/>
-                <w:sz w:val="17"/>
-              </w:rPr>
-              <w:t>En cas de coupure de courant du réseau, la source d’énergie que le ménage utilise est lampe torche portabe et semble exister dans les modalités, prière de prendre attache avec le QG pour plus d'explication afin de la classer bien.</w:t>
-            </w:r>
-          </w:p>
-        </w:tc>
-      </w:tr>
-      <w:tr>
-        <w:tc>
-          <w:tcPr>
-            <w:tcW w:type="dxa" w:w="964"/>
-          </w:tcPr>
-          <w:p>
-            <w:r>
-              <w:rPr>
-                <w:b/>
-                <w:i w:val="0"/>
-                <w:color w:val="EA580C"/>
-                <w:sz w:val="16"/>
-              </w:rPr>
-              <w:t>Moyenne</w:t>
-            </w:r>
-          </w:p>
-        </w:tc>
-        <w:tc>
-          <w:tcPr>
-            <w:tcW w:type="dxa" w:w="1247"/>
-          </w:tcPr>
-          <w:p>
-            <w:r>
-              <w:rPr>
-                <w:b/>
-                <w:i w:val="0"/>
-                <w:sz w:val="16"/>
-              </w:rPr>
-              <w:t>S11</w:t>
-              <w:br/>
-            </w:r>
-            <w:r>
-              <w:rPr>
-                <w:b w:val="0"/>
-                <w:i w:val="0"/>
-                <w:color w:val="64748B"/>
-                <w:sz w:val="14"/>
-              </w:rPr>
-              <w:t>Logement / cadre de vie</w:t>
-            </w:r>
-          </w:p>
-        </w:tc>
-        <w:tc>
-          <w:tcPr>
-            <w:tcW w:type="dxa" w:w="1531"/>
-          </w:tcPr>
-          <w:p>
-            <w:r>
-              <w:rPr>
-                <w:b/>
-                <w:i w:val="0"/>
-                <w:color w:val="16A34A"/>
-                <w:sz w:val="16"/>
-              </w:rPr>
-              <w:t>—</w:t>
-            </w:r>
-          </w:p>
-        </w:tc>
-        <w:tc>
-          <w:tcPr>
-            <w:tcW w:type="dxa" w:w="1191"/>
-          </w:tcPr>
-          <w:p>
-            <w:r>
-              <w:rPr>
-                <w:b w:val="0"/>
-                <w:i w:val="0"/>
-                <w:color w:val="64748B"/>
-                <w:sz w:val="16"/>
-              </w:rPr>
-              <w:t>GT-CQ</w:t>
-            </w:r>
-          </w:p>
-        </w:tc>
-        <w:tc>
-          <w:tcPr>
-            <w:tcW w:type="dxa" w:w="4706"/>
-          </w:tcPr>
-          <w:p>
-            <w:r>
-              <w:rPr>
-                <w:b w:val="0"/>
-                <w:i w:val="0"/>
-                <w:sz w:val="17"/>
-              </w:rPr>
-              <w:t>Attention!!! Les ménages vivants dans un(e) Maison Basse à DAKAR Urbain ont généralement comme principal matériau du toit le/la Dalle en ciment, mais celui du ménage de Cheikh Sadabiw Drame (Tuile) diffère de celui-ci.</w:t>
-            </w:r>
-          </w:p>
-        </w:tc>
-      </w:tr>
-      <w:tr>
-        <w:tc>
-          <w:tcPr>
-            <w:tcW w:type="dxa" w:w="964"/>
-          </w:tcPr>
-          <w:p>
-            <w:r>
-              <w:rPr>
-                <w:b/>
-                <w:i w:val="0"/>
-                <w:color w:val="EA580C"/>
-                <w:sz w:val="16"/>
-              </w:rPr>
-              <w:t>Moyenne</w:t>
-            </w:r>
-          </w:p>
-        </w:tc>
-        <w:tc>
-          <w:tcPr>
-            <w:tcW w:type="dxa" w:w="1247"/>
-          </w:tcPr>
-          <w:p>
-            <w:r>
-              <w:rPr>
-                <w:b/>
-                <w:i w:val="0"/>
-                <w:sz w:val="16"/>
-              </w:rPr>
-              <w:t>S11</w:t>
-              <w:br/>
-            </w:r>
-            <w:r>
-              <w:rPr>
-                <w:b w:val="0"/>
-                <w:i w:val="0"/>
-                <w:color w:val="64748B"/>
-                <w:sz w:val="14"/>
-              </w:rPr>
-              <w:t>Logement / cadre de vie</w:t>
-            </w:r>
-          </w:p>
-        </w:tc>
-        <w:tc>
-          <w:tcPr>
-            <w:tcW w:type="dxa" w:w="1531"/>
-          </w:tcPr>
-          <w:p>
-            <w:r>
-              <w:rPr>
-                <w:b/>
-                <w:i w:val="0"/>
-                <w:color w:val="16A34A"/>
-                <w:sz w:val="16"/>
-              </w:rPr>
-              <w:t>—</w:t>
-            </w:r>
-          </w:p>
-        </w:tc>
-        <w:tc>
-          <w:tcPr>
-            <w:tcW w:type="dxa" w:w="1191"/>
-          </w:tcPr>
-          <w:p>
-            <w:r>
-              <w:rPr>
-                <w:b w:val="0"/>
-                <w:i w:val="0"/>
-                <w:color w:val="64748B"/>
-                <w:sz w:val="16"/>
-              </w:rPr>
-              <w:t>GT-CQ</w:t>
-            </w:r>
-          </w:p>
-        </w:tc>
-        <w:tc>
-          <w:tcPr>
-            <w:tcW w:type="dxa" w:w="4706"/>
-          </w:tcPr>
-          <w:p>
-            <w:r>
-              <w:rPr>
-                <w:b w:val="0"/>
-                <w:i w:val="0"/>
-                <w:sz w:val="17"/>
-              </w:rPr>
-              <w:t>Prière de vérifier pour être sûr que vous avez choisi les bonnes modalités des questions 11.01 et 11.19.</w:t>
-            </w:r>
-          </w:p>
-        </w:tc>
-      </w:tr>
-      <w:tr>
-        <w:tc>
-          <w:tcPr>
-            <w:tcW w:type="dxa" w:w="964"/>
-          </w:tcPr>
-          <w:p>
-            <w:r>
-              <w:rPr>
-                <w:b/>
-                <w:i w:val="0"/>
-                <w:color w:val="EA580C"/>
-                <w:sz w:val="16"/>
-              </w:rPr>
-              <w:t>Moyenne</w:t>
-            </w:r>
-          </w:p>
-        </w:tc>
-        <w:tc>
-          <w:tcPr>
-            <w:tcW w:type="dxa" w:w="1247"/>
-          </w:tcPr>
-          <w:p>
-            <w:r>
-              <w:rPr>
-                <w:b/>
-                <w:i w:val="0"/>
-                <w:sz w:val="16"/>
-              </w:rPr>
-              <w:t>S11</w:t>
-              <w:br/>
-            </w:r>
-            <w:r>
-              <w:rPr>
-                <w:b w:val="0"/>
-                <w:i w:val="0"/>
-                <w:color w:val="64748B"/>
-                <w:sz w:val="14"/>
-              </w:rPr>
-              <w:t>Logement / cadre de vie</w:t>
-            </w:r>
-          </w:p>
-        </w:tc>
-        <w:tc>
-          <w:tcPr>
-            <w:tcW w:type="dxa" w:w="1531"/>
-          </w:tcPr>
-          <w:p>
-            <w:r>
-              <w:rPr>
-                <w:b/>
-                <w:i w:val="0"/>
-                <w:color w:val="16A34A"/>
-                <w:sz w:val="16"/>
-              </w:rPr>
-              <w:t>—</w:t>
-            </w:r>
-          </w:p>
-        </w:tc>
-        <w:tc>
-          <w:tcPr>
-            <w:tcW w:type="dxa" w:w="1191"/>
-          </w:tcPr>
-          <w:p>
-            <w:r>
-              <w:rPr>
-                <w:b w:val="0"/>
-                <w:i w:val="0"/>
-                <w:color w:val="64748B"/>
-                <w:sz w:val="16"/>
-              </w:rPr>
-              <w:t>GT-CQ</w:t>
-            </w:r>
-          </w:p>
-        </w:tc>
-        <w:tc>
-          <w:tcPr>
-            <w:tcW w:type="dxa" w:w="4706"/>
-          </w:tcPr>
-          <w:p>
-            <w:r>
-              <w:rPr>
-                <w:b w:val="0"/>
-                <w:i w:val="0"/>
-                <w:sz w:val="17"/>
-              </w:rPr>
-              <w:t>Merci de ne pas corriger si vous êtes sûr de celui donné par le ménage et observé par vous.</w:t>
-            </w:r>
-          </w:p>
-        </w:tc>
-      </w:tr>
-      <w:tr>
-        <w:tc>
-          <w:tcPr>
-            <w:tcW w:type="dxa" w:w="964"/>
-          </w:tcPr>
-          <w:p>
-            <w:r>
-              <w:rPr>
-                <w:b/>
-                <w:i w:val="0"/>
-                <w:color w:val="EA580C"/>
-                <w:sz w:val="16"/>
-              </w:rPr>
-              <w:t>Moyenne</w:t>
-            </w:r>
-          </w:p>
-        </w:tc>
-        <w:tc>
-          <w:tcPr>
-            <w:tcW w:type="dxa" w:w="1247"/>
-          </w:tcPr>
-          <w:p>
-            <w:r>
-              <w:rPr>
-                <w:b/>
-                <w:i w:val="0"/>
-                <w:sz w:val="16"/>
-              </w:rPr>
-              <w:t>S12</w:t>
-              <w:br/>
-            </w:r>
-            <w:r>
-              <w:rPr>
-                <w:b w:val="0"/>
-                <w:i w:val="0"/>
-                <w:color w:val="64748B"/>
-                <w:sz w:val="14"/>
-              </w:rPr>
-              <w:t>Avoirs / biens durables</w:t>
-            </w:r>
-          </w:p>
-        </w:tc>
-        <w:tc>
-          <w:tcPr>
-            <w:tcW w:type="dxa" w:w="1531"/>
-          </w:tcPr>
-          <w:p>
-            <w:r>
-              <w:rPr>
-                <w:b/>
-                <w:i w:val="0"/>
-                <w:color w:val="16A34A"/>
-                <w:sz w:val="16"/>
-              </w:rPr>
-              <w:t>s01q25, s01q29, s01q30, s04q46, s01q00b</w:t>
-            </w:r>
-          </w:p>
-        </w:tc>
-        <w:tc>
-          <w:tcPr>
-            <w:tcW w:type="dxa" w:w="1191"/>
-          </w:tcPr>
-          <w:p>
-            <w:r>
-              <w:rPr>
-                <w:b w:val="0"/>
-                <w:i w:val="0"/>
-                <w:color w:val="64748B"/>
-                <w:sz w:val="16"/>
-              </w:rPr>
-              <w:t>GT-CQ</w:t>
-            </w:r>
-          </w:p>
-        </w:tc>
-        <w:tc>
-          <w:tcPr>
-            <w:tcW w:type="dxa" w:w="4706"/>
-          </w:tcPr>
-          <w:p>
-            <w:r>
-              <w:rPr>
-                <w:b w:val="0"/>
-                <w:i w:val="0"/>
-                <w:sz w:val="17"/>
-              </w:rPr>
               <w:t>Il manque des informations non renseignées de Antenne parabolique / décodeur, prière de renseignés toutes les questions liées à Antenne parabolique / décodeur.</w:t>
-            </w:r>
-          </w:p>
-        </w:tc>
-      </w:tr>
-      <w:tr>
-        <w:tc>
-          <w:tcPr>
-            <w:tcW w:type="dxa" w:w="964"/>
-          </w:tcPr>
-          <w:p>
-            <w:r>
-              <w:rPr>
-                <w:b/>
-                <w:i w:val="0"/>
-                <w:color w:val="EA580C"/>
-                <w:sz w:val="16"/>
-              </w:rPr>
-              <w:t>Moyenne</w:t>
-            </w:r>
-          </w:p>
-        </w:tc>
-        <w:tc>
-          <w:tcPr>
-            <w:tcW w:type="dxa" w:w="1247"/>
-          </w:tcPr>
-          <w:p>
-            <w:r>
-              <w:rPr>
-                <w:b/>
-                <w:i w:val="0"/>
-                <w:sz w:val="16"/>
-              </w:rPr>
-              <w:t>S13</w:t>
-              <w:br/>
-            </w:r>
-            <w:r>
-              <w:rPr>
-                <w:b w:val="0"/>
-                <w:i w:val="0"/>
-                <w:color w:val="64748B"/>
-                <w:sz w:val="14"/>
-              </w:rPr>
-              <w:t>Transferts</w:t>
-            </w:r>
-          </w:p>
-        </w:tc>
-        <w:tc>
-          <w:tcPr>
-            <w:tcW w:type="dxa" w:w="1531"/>
-          </w:tcPr>
-          <w:p>
-            <w:r>
-              <w:rPr>
-                <w:b/>
-                <w:i w:val="0"/>
-                <w:color w:val="16A34A"/>
-                <w:sz w:val="16"/>
-              </w:rPr>
-              <w:t>s00q07a, s00q08, s00q10, s00q13_0, s00q15_0, s00q17_0, s00q23a, s00q23b</w:t>
-            </w:r>
-          </w:p>
-        </w:tc>
-        <w:tc>
-          <w:tcPr>
-            <w:tcW w:type="dxa" w:w="1191"/>
-          </w:tcPr>
-          <w:p>
-            <w:r>
-              <w:rPr>
-                <w:b w:val="0"/>
-                <w:i w:val="0"/>
-                <w:color w:val="64748B"/>
-                <w:sz w:val="16"/>
-              </w:rPr>
-              <w:t>GT-CQ</w:t>
-            </w:r>
-          </w:p>
-        </w:tc>
-        <w:tc>
-          <w:tcPr>
-            <w:tcW w:type="dxa" w:w="4706"/>
-          </w:tcPr>
-          <w:p>
-            <w:r>
-              <w:rPr>
-                <w:b w:val="0"/>
-                <w:i w:val="0"/>
-                <w:sz w:val="17"/>
-              </w:rPr>
-              <w:t>L'enquêteur prière de fournir d'effort pour avoir le niveau d'étude et l'âge de celui qui a béneficié de l'argent dans la section 13b (Transfert emis).</w:t>
             </w:r>
           </w:p>
         </w:tc>
